--- a/CONG TY GO BANG TRINH/BangTrinh_ThayDoiDiaChi/BangTrinh_QUYẾT ĐỊNH THAY ĐỔI.docx
+++ b/CONG TY GO BANG TRINH/BangTrinh_ThayDoiDiaChi/BangTrinh_QUYẾT ĐỊNH THAY ĐỔI.docx
@@ -13,7 +13,6 @@
           <w:szCs w:val="24"/>
         </w:rPr>
       </w:pPr>
-      <w:bookmarkStart w:id="0" w:name="_GoBack"/>
       <w:r>
         <w:rPr>
           <w:rFonts w:ascii="Times New Roman" w:hAnsi="Times New Roman" w:cs="Times New Roman"/>
@@ -268,7 +267,7 @@
                 <w:sz w:val="24"/>
                 <w:szCs w:val="24"/>
               </w:rPr>
-              <w:t>10</w:t>
+              <w:t>4</w:t>
             </w:r>
             <w:r>
               <w:rPr>
@@ -288,8 +287,10 @@
                 <w:sz w:val="24"/>
                 <w:szCs w:val="24"/>
               </w:rPr>
-              <w:t>1</w:t>
-            </w:r>
+              <w:t>6</w:t>
+            </w:r>
+            <w:bookmarkStart w:id="0" w:name="_GoBack"/>
+            <w:bookmarkEnd w:id="0"/>
             <w:r>
               <w:rPr>
                 <w:rFonts w:ascii="Times New Roman" w:eastAsia="Times New Roman" w:hAnsi="Times New Roman" w:cs="Times New Roman"/>
@@ -969,6 +970,686 @@
         <w:t>Bổ sung ngành, nghề kinh doanh sau:</w:t>
       </w:r>
     </w:p>
+    <w:tbl>
+      <w:tblPr>
+        <w:tblStyle w:val="TableGrid3"/>
+        <w:tblpPr w:leftFromText="181" w:rightFromText="181" w:vertAnchor="text" w:tblpY="1"/>
+        <w:tblOverlap w:val="never"/>
+        <w:tblW w:w="0" w:type="auto"/>
+        <w:tblLook w:val="04A0" w:firstRow="1" w:lastRow="0" w:firstColumn="1" w:lastColumn="0" w:noHBand="0" w:noVBand="1"/>
+      </w:tblPr>
+      <w:tblGrid>
+        <w:gridCol w:w="517"/>
+        <w:gridCol w:w="7185"/>
+        <w:gridCol w:w="754"/>
+        <w:gridCol w:w="830"/>
+      </w:tblGrid>
+      <w:tr>
+        <w:trPr>
+          <w:tblHeader/>
+        </w:trPr>
+        <w:tc>
+          <w:tcPr>
+            <w:tcW w:w="0" w:type="auto"/>
+            <w:shd w:val="clear" w:color="auto" w:fill="D9EAF7"/>
+            <w:tcMar>
+              <w:top w:w="60" w:type="dxa"/>
+              <w:left w:w="60" w:type="dxa"/>
+              <w:bottom w:w="60" w:type="dxa"/>
+              <w:right w:w="60" w:type="dxa"/>
+            </w:tcMar>
+          </w:tcPr>
+          <w:p>
+            <w:pPr>
+              <w:spacing w:after="0" w:line="240" w:lineRule="auto"/>
+              <w:ind w:left="0" w:right="0"/>
+              <w:jc w:val="center"/>
+              <w:rPr>
+                <w:rFonts w:ascii="Times New Roman" w:eastAsia="Times New Roman" w:hAnsi="Times New Roman" w:cs="Times New Roman"/>
+                <w:sz w:val="21"/>
+              </w:rPr>
+            </w:pPr>
+            <w:r>
+              <w:rPr>
+                <w:rFonts w:ascii="Times New Roman" w:eastAsia="Times New Roman" w:hAnsi="Times New Roman" w:cs="Times New Roman"/>
+                <w:b/>
+                <w:sz w:val="21"/>
+              </w:rPr>
+              <w:t>STT</w:t>
+            </w:r>
+          </w:p>
+        </w:tc>
+        <w:tc>
+          <w:tcPr>
+            <w:tcW w:w="0" w:type="auto"/>
+            <w:shd w:val="clear" w:color="auto" w:fill="D9EAF7"/>
+            <w:tcMar>
+              <w:top w:w="60" w:type="dxa"/>
+              <w:left w:w="60" w:type="dxa"/>
+              <w:bottom w:w="60" w:type="dxa"/>
+              <w:right w:w="60" w:type="dxa"/>
+            </w:tcMar>
+          </w:tcPr>
+          <w:p>
+            <w:pPr>
+              <w:spacing w:after="0" w:line="240" w:lineRule="auto"/>
+              <w:ind w:left="0" w:right="0"/>
+              <w:jc w:val="center"/>
+              <w:rPr>
+                <w:rFonts w:ascii="Times New Roman" w:eastAsia="Times New Roman" w:hAnsi="Times New Roman" w:cs="Times New Roman"/>
+                <w:b/>
+                <w:sz w:val="21"/>
+              </w:rPr>
+            </w:pPr>
+            <w:r>
+              <w:rPr>
+                <w:rFonts w:ascii="Times New Roman" w:eastAsia="Times New Roman" w:hAnsi="Times New Roman" w:cs="Times New Roman"/>
+                <w:b/>
+                <w:sz w:val="21"/>
+              </w:rPr>
+              <w:t xml:space="preserve">Tên ngành, nghề kinh doanh </w:t>
+            </w:r>
+          </w:p>
+          <w:p>
+            <w:pPr>
+              <w:spacing w:after="0" w:line="240" w:lineRule="auto"/>
+              <w:ind w:left="0" w:right="0"/>
+              <w:jc w:val="center"/>
+              <w:rPr>
+                <w:rFonts w:ascii="Times New Roman" w:eastAsia="Times New Roman" w:hAnsi="Times New Roman" w:cs="Times New Roman"/>
+                <w:sz w:val="21"/>
+              </w:rPr>
+            </w:pPr>
+            <w:r>
+              <w:rPr>
+                <w:rFonts w:ascii="Times New Roman" w:eastAsia="Times New Roman" w:hAnsi="Times New Roman" w:cs="Times New Roman"/>
+                <w:b/>
+                <w:sz w:val="21"/>
+              </w:rPr>
+              <w:t>được bổ sung</w:t>
+            </w:r>
+          </w:p>
+        </w:tc>
+        <w:tc>
+          <w:tcPr>
+            <w:tcW w:w="0" w:type="auto"/>
+            <w:shd w:val="clear" w:color="auto" w:fill="D9EAF7"/>
+            <w:tcMar>
+              <w:top w:w="60" w:type="dxa"/>
+              <w:left w:w="60" w:type="dxa"/>
+              <w:bottom w:w="60" w:type="dxa"/>
+              <w:right w:w="60" w:type="dxa"/>
+            </w:tcMar>
+          </w:tcPr>
+          <w:p>
+            <w:pPr>
+              <w:spacing w:after="0" w:line="240" w:lineRule="auto"/>
+              <w:ind w:left="0" w:right="0"/>
+              <w:jc w:val="center"/>
+              <w:rPr>
+                <w:rFonts w:ascii="Times New Roman" w:eastAsia="Times New Roman" w:hAnsi="Times New Roman" w:cs="Times New Roman"/>
+                <w:sz w:val="21"/>
+              </w:rPr>
+            </w:pPr>
+            <w:r>
+              <w:rPr>
+                <w:rFonts w:ascii="Times New Roman" w:eastAsia="Times New Roman" w:hAnsi="Times New Roman" w:cs="Times New Roman"/>
+                <w:b/>
+                <w:sz w:val="21"/>
+              </w:rPr>
+              <w:t>Mã ngành</w:t>
+            </w:r>
+          </w:p>
+        </w:tc>
+        <w:tc>
+          <w:tcPr>
+            <w:tcW w:w="0" w:type="auto"/>
+            <w:shd w:val="clear" w:color="auto" w:fill="D9EAF7"/>
+            <w:tcMar>
+              <w:top w:w="60" w:type="dxa"/>
+              <w:left w:w="60" w:type="dxa"/>
+              <w:bottom w:w="60" w:type="dxa"/>
+              <w:right w:w="60" w:type="dxa"/>
+            </w:tcMar>
+          </w:tcPr>
+          <w:p>
+            <w:pPr>
+              <w:spacing w:after="0" w:line="240" w:lineRule="auto"/>
+              <w:ind w:left="0" w:right="0"/>
+              <w:jc w:val="center"/>
+              <w:rPr>
+                <w:rFonts w:ascii="Times New Roman" w:eastAsia="Times New Roman" w:hAnsi="Times New Roman" w:cs="Times New Roman"/>
+                <w:sz w:val="21"/>
+              </w:rPr>
+            </w:pPr>
+            <w:r>
+              <w:rPr>
+                <w:rFonts w:ascii="Times New Roman" w:eastAsia="Times New Roman" w:hAnsi="Times New Roman" w:cs="Times New Roman"/>
+                <w:b/>
+                <w:sz w:val="21"/>
+              </w:rPr>
+              <w:t>Ngành chính</w:t>
+            </w:r>
+          </w:p>
+        </w:tc>
+      </w:tr>
+      <w:tr>
+        <w:tc>
+          <w:tcPr>
+            <w:tcW w:w="0" w:type="auto"/>
+            <w:tcMar>
+              <w:top w:w="60" w:type="dxa"/>
+              <w:left w:w="60" w:type="dxa"/>
+              <w:bottom w:w="60" w:type="dxa"/>
+              <w:right w:w="60" w:type="dxa"/>
+            </w:tcMar>
+          </w:tcPr>
+          <w:p>
+            <w:pPr>
+              <w:spacing w:after="0" w:line="240" w:lineRule="auto"/>
+              <w:ind w:left="0" w:right="0"/>
+              <w:jc w:val="center"/>
+              <w:rPr>
+                <w:rFonts w:ascii="Times New Roman" w:eastAsia="Times New Roman" w:hAnsi="Times New Roman" w:cs="Times New Roman"/>
+                <w:sz w:val="21"/>
+              </w:rPr>
+            </w:pPr>
+            <w:r>
+              <w:rPr>
+                <w:rFonts w:ascii="Times New Roman" w:eastAsia="Times New Roman" w:hAnsi="Times New Roman" w:cs="Times New Roman"/>
+                <w:sz w:val="21"/>
+              </w:rPr>
+              <w:t>1</w:t>
+            </w:r>
+          </w:p>
+        </w:tc>
+        <w:tc>
+          <w:tcPr>
+            <w:tcW w:w="0" w:type="auto"/>
+            <w:tcMar>
+              <w:top w:w="60" w:type="dxa"/>
+              <w:left w:w="60" w:type="dxa"/>
+              <w:bottom w:w="60" w:type="dxa"/>
+              <w:right w:w="60" w:type="dxa"/>
+            </w:tcMar>
+          </w:tcPr>
+          <w:p>
+            <w:pPr>
+              <w:spacing w:after="0" w:line="240" w:lineRule="auto"/>
+              <w:ind w:left="0" w:right="0"/>
+              <w:rPr>
+                <w:rFonts w:ascii="Times New Roman" w:eastAsia="Times New Roman" w:hAnsi="Times New Roman" w:cs="Times New Roman"/>
+                <w:sz w:val="21"/>
+              </w:rPr>
+            </w:pPr>
+            <w:r>
+              <w:rPr>
+                <w:rFonts w:ascii="Times New Roman" w:eastAsia="Times New Roman" w:hAnsi="Times New Roman" w:cs="Times New Roman"/>
+                <w:sz w:val="21"/>
+              </w:rPr>
+              <w:t>Bán buôn vật liệu, thiết bị lắp đặt khác trong xây dựng</w:t>
+            </w:r>
+          </w:p>
+          <w:p>
+            <w:pPr>
+              <w:spacing w:after="0" w:line="240" w:lineRule="auto"/>
+              <w:ind w:left="0" w:right="0"/>
+              <w:rPr>
+                <w:rFonts w:ascii="Times New Roman" w:eastAsia="Times New Roman" w:hAnsi="Times New Roman" w:cs="Times New Roman"/>
+                <w:sz w:val="21"/>
+              </w:rPr>
+            </w:pPr>
+            <w:r>
+              <w:rPr>
+                <w:rFonts w:ascii="Times New Roman" w:eastAsia="Times New Roman" w:hAnsi="Times New Roman" w:cs="Times New Roman"/>
+                <w:sz w:val="21"/>
+              </w:rPr>
+              <w:t>Chi tiết: Bán buôn gỗ; - Bán buôn sơn, véc ni; - Bán buôn gạch ốp lát; - Bán buôn đá hoa cương; - Bán buôn van công nghiệp; - Bán buôn vật liệu xây dựng, thiết bị lắp đặt khác trong xây dựng; - Bán buôn ống nước, cốt thép không rỉ, đèn trang trí, la phông, tôn lạnh, cửa nhôm, cửa thép, cửa kính, bột trét tường, sơn, keo, đinh, ốc, tấm cách nhiệt, ngũ kim, đá marble, dây điện, cuộn PVC, máy móc thiết bị, nội thất nhà vệ sinh, nhôm kinh, ván sàn gỗ</w:t>
+            </w:r>
+          </w:p>
+        </w:tc>
+        <w:tc>
+          <w:tcPr>
+            <w:tcW w:w="0" w:type="auto"/>
+            <w:tcMar>
+              <w:top w:w="60" w:type="dxa"/>
+              <w:left w:w="60" w:type="dxa"/>
+              <w:bottom w:w="60" w:type="dxa"/>
+              <w:right w:w="60" w:type="dxa"/>
+            </w:tcMar>
+          </w:tcPr>
+          <w:p>
+            <w:pPr>
+              <w:spacing w:after="0" w:line="240" w:lineRule="auto"/>
+              <w:ind w:left="0" w:right="0"/>
+              <w:jc w:val="center"/>
+              <w:rPr>
+                <w:rFonts w:ascii="Times New Roman" w:eastAsia="Times New Roman" w:hAnsi="Times New Roman" w:cs="Times New Roman"/>
+                <w:sz w:val="21"/>
+              </w:rPr>
+            </w:pPr>
+            <w:r>
+              <w:rPr>
+                <w:rFonts w:ascii="Times New Roman" w:eastAsia="Times New Roman" w:hAnsi="Times New Roman" w:cs="Times New Roman"/>
+                <w:sz w:val="21"/>
+              </w:rPr>
+              <w:t>4673</w:t>
+            </w:r>
+          </w:p>
+        </w:tc>
+        <w:tc>
+          <w:tcPr>
+            <w:tcW w:w="0" w:type="auto"/>
+            <w:tcMar>
+              <w:top w:w="60" w:type="dxa"/>
+              <w:left w:w="60" w:type="dxa"/>
+              <w:bottom w:w="60" w:type="dxa"/>
+              <w:right w:w="60" w:type="dxa"/>
+            </w:tcMar>
+          </w:tcPr>
+          <w:p>
+            <w:pPr>
+              <w:spacing w:after="0" w:line="240" w:lineRule="auto"/>
+              <w:ind w:left="0" w:right="0"/>
+              <w:jc w:val="center"/>
+              <w:rPr>
+                <w:rFonts w:ascii="Times New Roman" w:eastAsia="Times New Roman" w:hAnsi="Times New Roman" w:cs="Times New Roman"/>
+                <w:sz w:val="21"/>
+              </w:rPr>
+            </w:pPr>
+            <w:r>
+              <w:rPr>
+                <w:rFonts w:ascii="Times New Roman" w:eastAsia="Times New Roman" w:hAnsi="Times New Roman" w:cs="Times New Roman"/>
+                <w:sz w:val="21"/>
+              </w:rPr>
+              <w:t>X</w:t>
+            </w:r>
+          </w:p>
+        </w:tc>
+      </w:tr>
+      <w:tr>
+        <w:tc>
+          <w:tcPr>
+            <w:tcW w:w="0" w:type="auto"/>
+            <w:tcMar>
+              <w:top w:w="60" w:type="dxa"/>
+              <w:left w:w="60" w:type="dxa"/>
+              <w:bottom w:w="60" w:type="dxa"/>
+              <w:right w:w="60" w:type="dxa"/>
+            </w:tcMar>
+          </w:tcPr>
+          <w:p>
+            <w:pPr>
+              <w:spacing w:after="0" w:line="240" w:lineRule="auto"/>
+              <w:ind w:left="0" w:right="0"/>
+              <w:jc w:val="center"/>
+              <w:rPr>
+                <w:rFonts w:ascii="Times New Roman" w:eastAsia="Times New Roman" w:hAnsi="Times New Roman" w:cs="Times New Roman"/>
+                <w:sz w:val="21"/>
+              </w:rPr>
+            </w:pPr>
+            <w:r>
+              <w:rPr>
+                <w:rFonts w:ascii="Times New Roman" w:eastAsia="Times New Roman" w:hAnsi="Times New Roman" w:cs="Times New Roman"/>
+                <w:sz w:val="21"/>
+              </w:rPr>
+              <w:t>2</w:t>
+            </w:r>
+          </w:p>
+        </w:tc>
+        <w:tc>
+          <w:tcPr>
+            <w:tcW w:w="0" w:type="auto"/>
+            <w:tcMar>
+              <w:top w:w="60" w:type="dxa"/>
+              <w:left w:w="60" w:type="dxa"/>
+              <w:bottom w:w="60" w:type="dxa"/>
+              <w:right w:w="60" w:type="dxa"/>
+            </w:tcMar>
+          </w:tcPr>
+          <w:p>
+            <w:pPr>
+              <w:spacing w:after="0" w:line="240" w:lineRule="auto"/>
+              <w:ind w:left="0" w:right="0"/>
+              <w:rPr>
+                <w:rFonts w:ascii="Times New Roman" w:eastAsia="Times New Roman" w:hAnsi="Times New Roman" w:cs="Times New Roman"/>
+                <w:sz w:val="21"/>
+              </w:rPr>
+            </w:pPr>
+            <w:r>
+              <w:rPr>
+                <w:rFonts w:ascii="Times New Roman" w:eastAsia="Times New Roman" w:hAnsi="Times New Roman" w:cs="Times New Roman"/>
+                <w:sz w:val="21"/>
+              </w:rPr>
+              <w:t>Bán buôn kim loại và quặng kim loại</w:t>
+            </w:r>
+          </w:p>
+          <w:p>
+            <w:pPr>
+              <w:spacing w:after="0" w:line="240" w:lineRule="auto"/>
+              <w:ind w:left="0" w:right="0"/>
+              <w:rPr>
+                <w:rFonts w:ascii="Times New Roman" w:eastAsia="Times New Roman" w:hAnsi="Times New Roman" w:cs="Times New Roman"/>
+                <w:sz w:val="21"/>
+              </w:rPr>
+            </w:pPr>
+            <w:r>
+              <w:rPr>
+                <w:rFonts w:ascii="Times New Roman" w:eastAsia="Times New Roman" w:hAnsi="Times New Roman" w:cs="Times New Roman"/>
+                <w:sz w:val="21"/>
+              </w:rPr>
+              <w:t>Chi tiết: Bán buôn sắt, thép, mica, inox và linh kiện sắt thép</w:t>
+            </w:r>
+          </w:p>
+        </w:tc>
+        <w:tc>
+          <w:tcPr>
+            <w:tcW w:w="0" w:type="auto"/>
+            <w:tcMar>
+              <w:top w:w="60" w:type="dxa"/>
+              <w:left w:w="60" w:type="dxa"/>
+              <w:bottom w:w="60" w:type="dxa"/>
+              <w:right w:w="60" w:type="dxa"/>
+            </w:tcMar>
+          </w:tcPr>
+          <w:p>
+            <w:pPr>
+              <w:spacing w:after="0" w:line="240" w:lineRule="auto"/>
+              <w:ind w:left="0" w:right="0"/>
+              <w:jc w:val="center"/>
+              <w:rPr>
+                <w:rFonts w:ascii="Times New Roman" w:eastAsia="Times New Roman" w:hAnsi="Times New Roman" w:cs="Times New Roman"/>
+                <w:sz w:val="21"/>
+              </w:rPr>
+            </w:pPr>
+            <w:r>
+              <w:rPr>
+                <w:rFonts w:ascii="Times New Roman" w:eastAsia="Times New Roman" w:hAnsi="Times New Roman" w:cs="Times New Roman"/>
+                <w:sz w:val="21"/>
+              </w:rPr>
+              <w:t>4672</w:t>
+            </w:r>
+          </w:p>
+        </w:tc>
+        <w:tc>
+          <w:tcPr>
+            <w:tcW w:w="0" w:type="auto"/>
+            <w:tcMar>
+              <w:top w:w="60" w:type="dxa"/>
+              <w:left w:w="60" w:type="dxa"/>
+              <w:bottom w:w="60" w:type="dxa"/>
+              <w:right w:w="60" w:type="dxa"/>
+            </w:tcMar>
+          </w:tcPr>
+          <w:p>
+            <w:pPr>
+              <w:spacing w:after="0" w:line="240" w:lineRule="auto"/>
+              <w:ind w:left="0" w:right="0"/>
+              <w:jc w:val="center"/>
+              <w:rPr>
+                <w:rFonts w:ascii="Times New Roman" w:eastAsia="Times New Roman" w:hAnsi="Times New Roman" w:cs="Times New Roman"/>
+                <w:sz w:val="21"/>
+              </w:rPr>
+            </w:pPr>
+          </w:p>
+        </w:tc>
+      </w:tr>
+      <w:tr>
+        <w:tc>
+          <w:tcPr>
+            <w:tcW w:w="0" w:type="auto"/>
+            <w:tcMar>
+              <w:top w:w="60" w:type="dxa"/>
+              <w:left w:w="60" w:type="dxa"/>
+              <w:bottom w:w="60" w:type="dxa"/>
+              <w:right w:w="60" w:type="dxa"/>
+            </w:tcMar>
+          </w:tcPr>
+          <w:p>
+            <w:pPr>
+              <w:spacing w:after="0" w:line="240" w:lineRule="auto"/>
+              <w:ind w:left="0" w:right="0"/>
+              <w:jc w:val="center"/>
+              <w:rPr>
+                <w:rFonts w:ascii="Times New Roman" w:eastAsia="Times New Roman" w:hAnsi="Times New Roman" w:cs="Times New Roman"/>
+                <w:sz w:val="21"/>
+              </w:rPr>
+            </w:pPr>
+            <w:r>
+              <w:rPr>
+                <w:rFonts w:ascii="Times New Roman" w:eastAsia="Times New Roman" w:hAnsi="Times New Roman" w:cs="Times New Roman"/>
+                <w:sz w:val="21"/>
+              </w:rPr>
+              <w:t>3</w:t>
+            </w:r>
+          </w:p>
+        </w:tc>
+        <w:tc>
+          <w:tcPr>
+            <w:tcW w:w="0" w:type="auto"/>
+            <w:tcMar>
+              <w:top w:w="60" w:type="dxa"/>
+              <w:left w:w="60" w:type="dxa"/>
+              <w:bottom w:w="60" w:type="dxa"/>
+              <w:right w:w="60" w:type="dxa"/>
+            </w:tcMar>
+          </w:tcPr>
+          <w:p>
+            <w:pPr>
+              <w:spacing w:after="0" w:line="240" w:lineRule="auto"/>
+              <w:ind w:left="0" w:right="0"/>
+              <w:rPr>
+                <w:rFonts w:ascii="Times New Roman" w:eastAsia="Times New Roman" w:hAnsi="Times New Roman" w:cs="Times New Roman"/>
+                <w:sz w:val="21"/>
+              </w:rPr>
+            </w:pPr>
+            <w:r>
+              <w:rPr>
+                <w:rFonts w:ascii="Times New Roman" w:eastAsia="Times New Roman" w:hAnsi="Times New Roman" w:cs="Times New Roman"/>
+                <w:sz w:val="21"/>
+              </w:rPr>
+              <w:t>Bán buôn chuyên doanh khác chưa được phân vào đâu</w:t>
+            </w:r>
+          </w:p>
+          <w:p>
+            <w:pPr>
+              <w:spacing w:after="0" w:line="240" w:lineRule="auto"/>
+              <w:ind w:left="0" w:right="0"/>
+              <w:rPr>
+                <w:rFonts w:ascii="Times New Roman" w:eastAsia="Times New Roman" w:hAnsi="Times New Roman" w:cs="Times New Roman"/>
+                <w:sz w:val="21"/>
+              </w:rPr>
+            </w:pPr>
+            <w:r>
+              <w:rPr>
+                <w:rFonts w:ascii="Times New Roman" w:eastAsia="Times New Roman" w:hAnsi="Times New Roman" w:cs="Times New Roman"/>
+                <w:sz w:val="21"/>
+              </w:rPr>
+              <w:t>Chi tiết: Bán buôn ván ép các ép các loại; - Mua bán hàng phục vụ sản xuất, hàng tiêu dùng và trang trí nội thất, bảng hiệu đèn led; - Bán buôn hóa chất các loại, chất tẩy rửa, phụ gia công nghiệp làm sạch các dự án, công trình; - Bán buôn các nguyên liệu phục vụ cho sản xuất hóa chất; - Bán buôn thiết bị phòng cháy chữa cháy, bình phòng cháy chữa cháy</w:t>
+            </w:r>
+          </w:p>
+        </w:tc>
+        <w:tc>
+          <w:tcPr>
+            <w:tcW w:w="0" w:type="auto"/>
+            <w:tcMar>
+              <w:top w:w="60" w:type="dxa"/>
+              <w:left w:w="60" w:type="dxa"/>
+              <w:bottom w:w="60" w:type="dxa"/>
+              <w:right w:w="60" w:type="dxa"/>
+            </w:tcMar>
+          </w:tcPr>
+          <w:p>
+            <w:pPr>
+              <w:spacing w:after="0" w:line="240" w:lineRule="auto"/>
+              <w:ind w:left="0" w:right="0"/>
+              <w:jc w:val="center"/>
+              <w:rPr>
+                <w:rFonts w:ascii="Times New Roman" w:eastAsia="Times New Roman" w:hAnsi="Times New Roman" w:cs="Times New Roman"/>
+                <w:sz w:val="21"/>
+              </w:rPr>
+            </w:pPr>
+            <w:r>
+              <w:rPr>
+                <w:rFonts w:ascii="Times New Roman" w:eastAsia="Times New Roman" w:hAnsi="Times New Roman" w:cs="Times New Roman"/>
+                <w:sz w:val="21"/>
+              </w:rPr>
+              <w:t>4679</w:t>
+            </w:r>
+          </w:p>
+        </w:tc>
+        <w:tc>
+          <w:tcPr>
+            <w:tcW w:w="0" w:type="auto"/>
+            <w:tcMar>
+              <w:top w:w="60" w:type="dxa"/>
+              <w:left w:w="60" w:type="dxa"/>
+              <w:bottom w:w="60" w:type="dxa"/>
+              <w:right w:w="60" w:type="dxa"/>
+            </w:tcMar>
+          </w:tcPr>
+          <w:p>
+            <w:pPr>
+              <w:spacing w:after="0" w:line="240" w:lineRule="auto"/>
+              <w:ind w:left="0" w:right="0"/>
+              <w:jc w:val="center"/>
+              <w:rPr>
+                <w:rFonts w:ascii="Times New Roman" w:eastAsia="Times New Roman" w:hAnsi="Times New Roman" w:cs="Times New Roman"/>
+                <w:sz w:val="21"/>
+              </w:rPr>
+            </w:pPr>
+          </w:p>
+        </w:tc>
+      </w:tr>
+      <w:tr>
+        <w:tc>
+          <w:tcPr>
+            <w:tcW w:w="0" w:type="auto"/>
+            <w:tcMar>
+              <w:top w:w="60" w:type="dxa"/>
+              <w:left w:w="60" w:type="dxa"/>
+              <w:bottom w:w="60" w:type="dxa"/>
+              <w:right w:w="60" w:type="dxa"/>
+            </w:tcMar>
+          </w:tcPr>
+          <w:p>
+            <w:pPr>
+              <w:spacing w:after="0" w:line="240" w:lineRule="auto"/>
+              <w:ind w:left="0" w:right="0"/>
+              <w:jc w:val="center"/>
+              <w:rPr>
+                <w:rFonts w:ascii="Times New Roman" w:eastAsia="Times New Roman" w:hAnsi="Times New Roman" w:cs="Times New Roman"/>
+                <w:sz w:val="21"/>
+              </w:rPr>
+            </w:pPr>
+            <w:r>
+              <w:rPr>
+                <w:rFonts w:ascii="Times New Roman" w:eastAsia="Times New Roman" w:hAnsi="Times New Roman" w:cs="Times New Roman"/>
+                <w:sz w:val="21"/>
+              </w:rPr>
+              <w:lastRenderedPageBreak/>
+              <w:t>4</w:t>
+            </w:r>
+          </w:p>
+        </w:tc>
+        <w:tc>
+          <w:tcPr>
+            <w:tcW w:w="0" w:type="auto"/>
+            <w:tcMar>
+              <w:top w:w="60" w:type="dxa"/>
+              <w:left w:w="60" w:type="dxa"/>
+              <w:bottom w:w="60" w:type="dxa"/>
+              <w:right w:w="60" w:type="dxa"/>
+            </w:tcMar>
+          </w:tcPr>
+          <w:p>
+            <w:pPr>
+              <w:spacing w:after="0" w:line="240" w:lineRule="auto"/>
+              <w:ind w:left="0" w:right="0"/>
+              <w:rPr>
+                <w:rFonts w:ascii="Times New Roman" w:eastAsia="Times New Roman" w:hAnsi="Times New Roman" w:cs="Times New Roman"/>
+                <w:sz w:val="21"/>
+              </w:rPr>
+            </w:pPr>
+            <w:r>
+              <w:rPr>
+                <w:rFonts w:ascii="Times New Roman" w:eastAsia="Times New Roman" w:hAnsi="Times New Roman" w:cs="Times New Roman"/>
+                <w:sz w:val="21"/>
+              </w:rPr>
+              <w:t>Bán lẻ tổng hợp khác</w:t>
+            </w:r>
+          </w:p>
+          <w:p>
+            <w:pPr>
+              <w:spacing w:after="0" w:line="240" w:lineRule="auto"/>
+              <w:ind w:left="0" w:right="0"/>
+              <w:rPr>
+                <w:rFonts w:ascii="Times New Roman" w:eastAsia="Times New Roman" w:hAnsi="Times New Roman" w:cs="Times New Roman"/>
+                <w:sz w:val="21"/>
+              </w:rPr>
+            </w:pPr>
+            <w:r>
+              <w:rPr>
+                <w:rFonts w:ascii="Times New Roman" w:eastAsia="Times New Roman" w:hAnsi="Times New Roman" w:cs="Times New Roman"/>
+                <w:sz w:val="21"/>
+              </w:rPr>
+              <w:t>Chi tiết: Thực hiện quyền phân phối bán lẻ biến đổi tĩnh điện (máy biến tần inverter)</w:t>
+            </w:r>
+          </w:p>
+        </w:tc>
+        <w:tc>
+          <w:tcPr>
+            <w:tcW w:w="0" w:type="auto"/>
+            <w:tcMar>
+              <w:top w:w="60" w:type="dxa"/>
+              <w:left w:w="60" w:type="dxa"/>
+              <w:bottom w:w="60" w:type="dxa"/>
+              <w:right w:w="60" w:type="dxa"/>
+            </w:tcMar>
+          </w:tcPr>
+          <w:p>
+            <w:pPr>
+              <w:spacing w:after="0" w:line="240" w:lineRule="auto"/>
+              <w:ind w:left="0" w:right="0"/>
+              <w:jc w:val="center"/>
+              <w:rPr>
+                <w:rFonts w:ascii="Times New Roman" w:eastAsia="Times New Roman" w:hAnsi="Times New Roman" w:cs="Times New Roman"/>
+                <w:sz w:val="21"/>
+              </w:rPr>
+            </w:pPr>
+            <w:r>
+              <w:rPr>
+                <w:rFonts w:ascii="Times New Roman" w:eastAsia="Times New Roman" w:hAnsi="Times New Roman" w:cs="Times New Roman"/>
+                <w:sz w:val="21"/>
+              </w:rPr>
+              <w:t>4719</w:t>
+            </w:r>
+          </w:p>
+        </w:tc>
+        <w:tc>
+          <w:tcPr>
+            <w:tcW w:w="0" w:type="auto"/>
+            <w:tcMar>
+              <w:top w:w="60" w:type="dxa"/>
+              <w:left w:w="60" w:type="dxa"/>
+              <w:bottom w:w="60" w:type="dxa"/>
+              <w:right w:w="60" w:type="dxa"/>
+            </w:tcMar>
+          </w:tcPr>
+          <w:p>
+            <w:pPr>
+              <w:spacing w:after="0" w:line="240" w:lineRule="auto"/>
+              <w:ind w:left="0" w:right="0"/>
+              <w:jc w:val="center"/>
+              <w:rPr>
+                <w:rFonts w:ascii="Times New Roman" w:eastAsia="Times New Roman" w:hAnsi="Times New Roman" w:cs="Times New Roman"/>
+                <w:sz w:val="21"/>
+              </w:rPr>
+            </w:pPr>
+          </w:p>
+        </w:tc>
+      </w:tr>
+    </w:tbl>
     <w:p>
       <w:pPr>
         <w:spacing w:after="120" w:line="240" w:lineRule="auto"/>
@@ -982,284 +1663,6 @@
         </w:rPr>
       </w:pPr>
     </w:p>
-    <w:tbl>
-      <w:tblPr>
-        <w:tblW w:w="9214" w:type="dxa"/>
-        <w:tblInd w:w="108" w:type="dxa"/>
-        <w:tblBorders>
-          <w:top w:val="single" w:sz="4" w:space="0" w:color="000000"/>
-          <w:left w:val="single" w:sz="4" w:space="0" w:color="000000"/>
-          <w:bottom w:val="single" w:sz="4" w:space="0" w:color="000000"/>
-          <w:right w:val="single" w:sz="4" w:space="0" w:color="000000"/>
-          <w:insideH w:val="single" w:sz="4" w:space="0" w:color="000000"/>
-          <w:insideV w:val="single" w:sz="4" w:space="0" w:color="000000"/>
-        </w:tblBorders>
-        <w:tblLook w:val="04A0" w:firstRow="1" w:lastRow="0" w:firstColumn="1" w:lastColumn="0" w:noHBand="0" w:noVBand="1"/>
-      </w:tblPr>
-      <w:tblGrid>
-        <w:gridCol w:w="1321"/>
-        <w:gridCol w:w="5076"/>
-        <w:gridCol w:w="803"/>
-        <w:gridCol w:w="2014"/>
-      </w:tblGrid>
-      <w:tr>
-        <w:tc>
-          <w:tcPr>
-            <w:tcW w:w="1344" w:type="dxa"/>
-          </w:tcPr>
-          <w:p>
-            <w:pPr>
-              <w:spacing w:before="120" w:after="0" w:line="340" w:lineRule="exact"/>
-              <w:ind w:left="0" w:right="0"/>
-              <w:jc w:val="center"/>
-              <w:rPr>
-                <w:rFonts w:ascii="Times New Roman" w:hAnsi="Times New Roman" w:cs="Times New Roman"/>
-                <w:sz w:val="24"/>
-                <w:szCs w:val="24"/>
-              </w:rPr>
-            </w:pPr>
-            <w:r>
-              <w:rPr>
-                <w:rFonts w:ascii="Times New Roman" w:hAnsi="Times New Roman" w:cs="Times New Roman"/>
-                <w:sz w:val="24"/>
-                <w:szCs w:val="24"/>
-              </w:rPr>
-              <w:t>STT</w:t>
-            </w:r>
-          </w:p>
-        </w:tc>
-        <w:tc>
-          <w:tcPr>
-            <w:tcW w:w="5203" w:type="dxa"/>
-          </w:tcPr>
-          <w:p>
-            <w:pPr>
-              <w:spacing w:before="120" w:after="0" w:line="340" w:lineRule="exact"/>
-              <w:ind w:left="0" w:right="0"/>
-              <w:jc w:val="center"/>
-              <w:rPr>
-                <w:rFonts w:ascii="Times New Roman" w:hAnsi="Times New Roman" w:cs="Times New Roman"/>
-                <w:sz w:val="24"/>
-                <w:szCs w:val="24"/>
-              </w:rPr>
-            </w:pPr>
-            <w:r>
-              <w:rPr>
-                <w:rFonts w:ascii="Times New Roman" w:hAnsi="Times New Roman" w:cs="Times New Roman"/>
-                <w:sz w:val="24"/>
-                <w:szCs w:val="24"/>
-              </w:rPr>
-              <w:t xml:space="preserve">Tên ngành, nghề kinh doanh </w:t>
-            </w:r>
-          </w:p>
-          <w:p>
-            <w:pPr>
-              <w:spacing w:after="0" w:line="340" w:lineRule="exact"/>
-              <w:ind w:left="0" w:right="0"/>
-              <w:jc w:val="center"/>
-              <w:rPr>
-                <w:rFonts w:ascii="Times New Roman" w:hAnsi="Times New Roman" w:cs="Times New Roman"/>
-                <w:sz w:val="24"/>
-                <w:szCs w:val="24"/>
-              </w:rPr>
-            </w:pPr>
-            <w:r>
-              <w:rPr>
-                <w:rFonts w:ascii="Times New Roman" w:hAnsi="Times New Roman" w:cs="Times New Roman"/>
-                <w:sz w:val="24"/>
-                <w:szCs w:val="24"/>
-              </w:rPr>
-              <w:t>được bổ sung</w:t>
-            </w:r>
-          </w:p>
-        </w:tc>
-        <w:tc>
-          <w:tcPr>
-            <w:tcW w:w="615" w:type="dxa"/>
-          </w:tcPr>
-          <w:p>
-            <w:pPr>
-              <w:spacing w:before="120" w:after="0" w:line="340" w:lineRule="exact"/>
-              <w:ind w:left="0" w:right="0"/>
-              <w:jc w:val="center"/>
-              <w:rPr>
-                <w:rFonts w:ascii="Times New Roman" w:hAnsi="Times New Roman" w:cs="Times New Roman"/>
-                <w:sz w:val="24"/>
-                <w:szCs w:val="24"/>
-              </w:rPr>
-            </w:pPr>
-            <w:r>
-              <w:rPr>
-                <w:rFonts w:ascii="Times New Roman" w:hAnsi="Times New Roman" w:cs="Times New Roman"/>
-                <w:sz w:val="24"/>
-                <w:szCs w:val="24"/>
-              </w:rPr>
-              <w:t>Mã ngành</w:t>
-            </w:r>
-          </w:p>
-        </w:tc>
-        <w:tc>
-          <w:tcPr>
-            <w:tcW w:w="2052" w:type="dxa"/>
-          </w:tcPr>
-          <w:p>
-            <w:pPr>
-              <w:spacing w:before="120" w:after="0" w:line="340" w:lineRule="exact"/>
-              <w:ind w:left="0" w:right="0"/>
-              <w:jc w:val="center"/>
-              <w:rPr>
-                <w:rFonts w:ascii="Times New Roman" w:hAnsi="Times New Roman" w:cs="Times New Roman"/>
-                <w:sz w:val="24"/>
-                <w:szCs w:val="24"/>
-              </w:rPr>
-            </w:pPr>
-            <w:r>
-              <w:rPr>
-                <w:rFonts w:ascii="Times New Roman" w:eastAsia="Times New Roman" w:hAnsi="Times New Roman" w:cs="Times New Roman"/>
-                <w:sz w:val="24"/>
-                <w:szCs w:val="24"/>
-                <w:lang w:eastAsia="zh-CN"/>
-              </w:rPr>
-              <w:t>Ngành, nghề kinh doanh chính</w:t>
-            </w:r>
-          </w:p>
-        </w:tc>
-      </w:tr>
-      <w:tr>
-        <w:tc>
-          <w:tcPr>
-            <w:tcW w:w="1344" w:type="dxa"/>
-          </w:tcPr>
-          <w:p>
-            <w:pPr>
-              <w:spacing w:before="120" w:after="0" w:line="340" w:lineRule="exact"/>
-              <w:ind w:left="0" w:right="0"/>
-              <w:jc w:val="both"/>
-              <w:rPr>
-                <w:rFonts w:ascii="Times New Roman" w:hAnsi="Times New Roman" w:cs="Times New Roman"/>
-                <w:sz w:val="24"/>
-                <w:szCs w:val="24"/>
-              </w:rPr>
-            </w:pPr>
-            <w:r>
-              <w:rPr>
-                <w:rFonts w:ascii="Times New Roman" w:hAnsi="Times New Roman" w:cs="Times New Roman"/>
-                <w:sz w:val="24"/>
-                <w:szCs w:val="24"/>
-              </w:rPr>
-              <w:t>1</w:t>
-            </w:r>
-          </w:p>
-        </w:tc>
-        <w:tc>
-          <w:tcPr>
-            <w:tcW w:w="5203" w:type="dxa"/>
-          </w:tcPr>
-          <w:p>
-            <w:pPr>
-              <w:spacing w:before="120" w:after="0" w:line="340" w:lineRule="exact"/>
-              <w:ind w:left="0" w:right="0"/>
-              <w:rPr>
-                <w:rFonts w:ascii="Times New Roman" w:hAnsi="Times New Roman" w:cs="Times New Roman"/>
-                <w:b/>
-                <w:sz w:val="24"/>
-                <w:szCs w:val="24"/>
-              </w:rPr>
-            </w:pPr>
-            <w:r>
-              <w:rPr>
-                <w:rFonts w:ascii="Times New Roman" w:hAnsi="Times New Roman" w:cs="Times New Roman"/>
-                <w:b/>
-                <w:sz w:val="24"/>
-                <w:szCs w:val="24"/>
-              </w:rPr>
-              <w:t>Bán buôn chuyên doanh khác chưa được phân vào đâu</w:t>
-            </w:r>
-          </w:p>
-          <w:p>
-            <w:pPr>
-              <w:spacing w:before="120" w:after="0" w:line="340" w:lineRule="exact"/>
-              <w:ind w:left="0" w:right="0"/>
-              <w:rPr>
-                <w:rFonts w:ascii="Times New Roman" w:hAnsi="Times New Roman" w:cs="Times New Roman"/>
-                <w:sz w:val="24"/>
-                <w:szCs w:val="24"/>
-              </w:rPr>
-            </w:pPr>
-            <w:r>
-              <w:rPr>
-                <w:rFonts w:ascii="Times New Roman" w:hAnsi="Times New Roman" w:cs="Times New Roman"/>
-                <w:sz w:val="24"/>
-                <w:szCs w:val="24"/>
-              </w:rPr>
-              <w:t xml:space="preserve">Chi tiết:Bán buôn hóa chất công nghiệp,nước sơn, phụ gia, Bán buôn bao bì giấy, băng keo, vật liệu đóng gói, các loại giấy gói, giấy công nghiệp, phụ liệu may mặc và giày dép, Bán buôn ván ép, ván MDF, ván PB, ván lạng các loại  </w:t>
-            </w:r>
-            <w:r>
-              <w:rPr>
-                <w:rFonts w:ascii="Times New Roman" w:hAnsi="Times New Roman" w:cs="Times New Roman"/>
-                <w:sz w:val="24"/>
-                <w:szCs w:val="24"/>
-              </w:rPr>
-              <w:br/>
-            </w:r>
-          </w:p>
-        </w:tc>
-        <w:tc>
-          <w:tcPr>
-            <w:tcW w:w="615" w:type="dxa"/>
-          </w:tcPr>
-          <w:p>
-            <w:pPr>
-              <w:spacing w:before="120" w:after="0" w:line="340" w:lineRule="exact"/>
-              <w:ind w:left="0" w:right="0"/>
-              <w:jc w:val="both"/>
-              <w:rPr>
-                <w:rFonts w:ascii="Times New Roman" w:hAnsi="Times New Roman" w:cs="Times New Roman"/>
-                <w:b/>
-                <w:sz w:val="24"/>
-                <w:szCs w:val="24"/>
-              </w:rPr>
-            </w:pPr>
-            <w:r>
-              <w:rPr>
-                <w:rFonts w:ascii="Times New Roman" w:hAnsi="Times New Roman" w:cs="Times New Roman"/>
-                <w:b/>
-                <w:sz w:val="24"/>
-                <w:szCs w:val="24"/>
-              </w:rPr>
-              <w:t>4679</w:t>
-            </w:r>
-          </w:p>
-        </w:tc>
-        <w:tc>
-          <w:tcPr>
-            <w:tcW w:w="2052" w:type="dxa"/>
-          </w:tcPr>
-          <w:p>
-            <w:pPr>
-              <w:spacing w:before="120" w:after="0" w:line="340" w:lineRule="exact"/>
-              <w:ind w:left="0" w:right="0"/>
-              <w:jc w:val="both"/>
-              <w:rPr>
-                <w:rFonts w:ascii="Times New Roman" w:hAnsi="Times New Roman" w:cs="Times New Roman"/>
-                <w:b/>
-                <w:sz w:val="24"/>
-                <w:szCs w:val="24"/>
-              </w:rPr>
-            </w:pPr>
-            <w:r>
-              <w:rPr>
-                <w:rFonts w:ascii="Times New Roman" w:hAnsi="Times New Roman" w:cs="Times New Roman"/>
-                <w:b/>
-                <w:sz w:val="24"/>
-                <w:szCs w:val="24"/>
-              </w:rPr>
-              <w:t>X</w:t>
-            </w:r>
-          </w:p>
-        </w:tc>
-      </w:tr>
-    </w:tbl>
     <w:p>
       <w:pPr>
         <w:spacing w:after="120" w:line="240" w:lineRule="auto"/>
@@ -1298,69 +1701,82 @@
     </w:p>
     <w:tbl>
       <w:tblPr>
-        <w:tblW w:w="9214" w:type="dxa"/>
-        <w:tblInd w:w="108" w:type="dxa"/>
-        <w:tblBorders>
-          <w:top w:val="single" w:sz="4" w:space="0" w:color="000000"/>
-          <w:left w:val="single" w:sz="4" w:space="0" w:color="000000"/>
-          <w:bottom w:val="single" w:sz="4" w:space="0" w:color="000000"/>
-          <w:right w:val="single" w:sz="4" w:space="0" w:color="000000"/>
-          <w:insideH w:val="single" w:sz="4" w:space="0" w:color="000000"/>
-          <w:insideV w:val="single" w:sz="4" w:space="0" w:color="000000"/>
-        </w:tblBorders>
+        <w:tblStyle w:val="TableGrid1"/>
+        <w:tblW w:w="0" w:type="auto"/>
+        <w:jc w:val="center"/>
         <w:tblLook w:val="04A0" w:firstRow="1" w:lastRow="0" w:firstColumn="1" w:lastColumn="0" w:noHBand="0" w:noVBand="1"/>
       </w:tblPr>
       <w:tblGrid>
-        <w:gridCol w:w="810"/>
-        <w:gridCol w:w="4435"/>
-        <w:gridCol w:w="2268"/>
-        <w:gridCol w:w="1701"/>
+        <w:gridCol w:w="574"/>
+        <w:gridCol w:w="7271"/>
+        <w:gridCol w:w="845"/>
+        <w:gridCol w:w="596"/>
       </w:tblGrid>
       <w:tr>
-        <w:tc>
-          <w:tcPr>
-            <w:tcW w:w="810" w:type="dxa"/>
-          </w:tcPr>
-          <w:p>
-            <w:pPr>
-              <w:spacing w:before="120" w:after="0" w:line="340" w:lineRule="exact"/>
-              <w:ind w:left="0" w:right="0"/>
-              <w:jc w:val="center"/>
-              <w:rPr>
-                <w:rFonts w:ascii="Times New Roman" w:hAnsi="Times New Roman" w:cs="Times New Roman"/>
-                <w:sz w:val="24"/>
-                <w:szCs w:val="24"/>
-              </w:rPr>
-            </w:pPr>
-            <w:r>
-              <w:rPr>
-                <w:rFonts w:ascii="Times New Roman" w:hAnsi="Times New Roman" w:cs="Times New Roman"/>
-                <w:sz w:val="24"/>
-                <w:szCs w:val="24"/>
-              </w:rPr>
-              <w:lastRenderedPageBreak/>
+        <w:trPr>
+          <w:tblHeader/>
+          <w:jc w:val="center"/>
+        </w:trPr>
+        <w:tc>
+          <w:tcPr>
+            <w:tcW w:w="0" w:type="auto"/>
+            <w:shd w:val="clear" w:color="auto" w:fill="D9EAF7"/>
+            <w:tcMar>
+              <w:top w:w="60" w:type="dxa"/>
+              <w:left w:w="60" w:type="dxa"/>
+              <w:bottom w:w="60" w:type="dxa"/>
+              <w:right w:w="60" w:type="dxa"/>
+            </w:tcMar>
+          </w:tcPr>
+          <w:p>
+            <w:pPr>
+              <w:spacing w:after="0" w:line="240" w:lineRule="auto"/>
+              <w:ind w:left="0" w:right="0"/>
+              <w:jc w:val="center"/>
+              <w:rPr>
+                <w:rFonts w:ascii="Times New Roman" w:eastAsia="Times New Roman" w:hAnsi="Times New Roman" w:cs="Times New Roman"/>
+                <w:sz w:val="24"/>
+                <w:szCs w:val="24"/>
+              </w:rPr>
+            </w:pPr>
+            <w:r>
+              <w:rPr>
+                <w:rFonts w:ascii="Times New Roman" w:eastAsia="Times New Roman" w:hAnsi="Times New Roman" w:cs="Times New Roman"/>
+                <w:b/>
+                <w:sz w:val="24"/>
+                <w:szCs w:val="24"/>
+              </w:rPr>
               <w:t>STT</w:t>
             </w:r>
           </w:p>
         </w:tc>
         <w:tc>
           <w:tcPr>
-            <w:tcW w:w="4435" w:type="dxa"/>
-          </w:tcPr>
-          <w:p>
-            <w:pPr>
-              <w:spacing w:before="120" w:after="0" w:line="340" w:lineRule="exact"/>
-              <w:ind w:left="0" w:right="0"/>
-              <w:jc w:val="center"/>
-              <w:rPr>
-                <w:rFonts w:ascii="Times New Roman" w:hAnsi="Times New Roman" w:cs="Times New Roman"/>
-                <w:sz w:val="24"/>
-                <w:szCs w:val="24"/>
-              </w:rPr>
-            </w:pPr>
-            <w:r>
-              <w:rPr>
-                <w:rFonts w:ascii="Times New Roman" w:hAnsi="Times New Roman" w:cs="Times New Roman"/>
+            <w:tcW w:w="0" w:type="auto"/>
+            <w:shd w:val="clear" w:color="auto" w:fill="D9EAF7"/>
+            <w:tcMar>
+              <w:top w:w="60" w:type="dxa"/>
+              <w:left w:w="60" w:type="dxa"/>
+              <w:bottom w:w="60" w:type="dxa"/>
+              <w:right w:w="60" w:type="dxa"/>
+            </w:tcMar>
+          </w:tcPr>
+          <w:p>
+            <w:pPr>
+              <w:spacing w:after="0" w:line="240" w:lineRule="auto"/>
+              <w:ind w:left="0" w:right="0"/>
+              <w:jc w:val="center"/>
+              <w:rPr>
+                <w:rFonts w:ascii="Times New Roman" w:eastAsia="Times New Roman" w:hAnsi="Times New Roman" w:cs="Times New Roman"/>
+                <w:b/>
+                <w:sz w:val="24"/>
+                <w:szCs w:val="24"/>
+              </w:rPr>
+            </w:pPr>
+            <w:r>
+              <w:rPr>
+                <w:rFonts w:ascii="Times New Roman" w:eastAsia="Times New Roman" w:hAnsi="Times New Roman" w:cs="Times New Roman"/>
+                <w:b/>
                 <w:sz w:val="24"/>
                 <w:szCs w:val="24"/>
               </w:rPr>
@@ -1369,18 +1785,19 @@
           </w:p>
           <w:p>
             <w:pPr>
-              <w:spacing w:after="0" w:line="340" w:lineRule="exact"/>
-              <w:ind w:left="0" w:right="0"/>
-              <w:jc w:val="center"/>
-              <w:rPr>
-                <w:rFonts w:ascii="Times New Roman" w:hAnsi="Times New Roman" w:cs="Times New Roman"/>
-                <w:sz w:val="24"/>
-                <w:szCs w:val="24"/>
-              </w:rPr>
-            </w:pPr>
-            <w:r>
-              <w:rPr>
-                <w:rFonts w:ascii="Times New Roman" w:hAnsi="Times New Roman" w:cs="Times New Roman"/>
+              <w:spacing w:after="0" w:line="240" w:lineRule="auto"/>
+              <w:ind w:left="0" w:right="0"/>
+              <w:jc w:val="center"/>
+              <w:rPr>
+                <w:rFonts w:ascii="Times New Roman" w:eastAsia="Times New Roman" w:hAnsi="Times New Roman" w:cs="Times New Roman"/>
+                <w:sz w:val="24"/>
+                <w:szCs w:val="24"/>
+              </w:rPr>
+            </w:pPr>
+            <w:r>
+              <w:rPr>
+                <w:rFonts w:ascii="Times New Roman" w:eastAsia="Times New Roman" w:hAnsi="Times New Roman" w:cs="Times New Roman"/>
+                <w:b/>
                 <w:sz w:val="24"/>
                 <w:szCs w:val="24"/>
               </w:rPr>
@@ -1390,22 +1807,30 @@
         </w:tc>
         <w:tc>
           <w:tcPr>
-            <w:tcW w:w="2268" w:type="dxa"/>
-          </w:tcPr>
-          <w:p>
-            <w:pPr>
-              <w:spacing w:before="120" w:after="0" w:line="340" w:lineRule="exact"/>
-              <w:ind w:left="0" w:right="0"/>
-              <w:jc w:val="center"/>
-              <w:rPr>
-                <w:rFonts w:ascii="Times New Roman" w:hAnsi="Times New Roman" w:cs="Times New Roman"/>
-                <w:sz w:val="24"/>
-                <w:szCs w:val="24"/>
-              </w:rPr>
-            </w:pPr>
-            <w:r>
-              <w:rPr>
-                <w:rFonts w:ascii="Times New Roman" w:hAnsi="Times New Roman" w:cs="Times New Roman"/>
+            <w:tcW w:w="0" w:type="auto"/>
+            <w:shd w:val="clear" w:color="auto" w:fill="D9EAF7"/>
+            <w:tcMar>
+              <w:top w:w="60" w:type="dxa"/>
+              <w:left w:w="60" w:type="dxa"/>
+              <w:bottom w:w="60" w:type="dxa"/>
+              <w:right w:w="60" w:type="dxa"/>
+            </w:tcMar>
+          </w:tcPr>
+          <w:p>
+            <w:pPr>
+              <w:spacing w:after="0" w:line="240" w:lineRule="auto"/>
+              <w:ind w:left="0" w:right="0"/>
+              <w:jc w:val="center"/>
+              <w:rPr>
+                <w:rFonts w:ascii="Times New Roman" w:eastAsia="Times New Roman" w:hAnsi="Times New Roman" w:cs="Times New Roman"/>
+                <w:sz w:val="24"/>
+                <w:szCs w:val="24"/>
+              </w:rPr>
+            </w:pPr>
+            <w:r>
+              <w:rPr>
+                <w:rFonts w:ascii="Times New Roman" w:eastAsia="Times New Roman" w:hAnsi="Times New Roman" w:cs="Times New Roman"/>
+                <w:b/>
                 <w:sz w:val="24"/>
                 <w:szCs w:val="24"/>
               </w:rPr>
@@ -1415,25 +1840,32 @@
         </w:tc>
         <w:tc>
           <w:tcPr>
-            <w:tcW w:w="1701" w:type="dxa"/>
-          </w:tcPr>
-          <w:p>
-            <w:pPr>
-              <w:spacing w:before="120" w:after="0" w:line="340" w:lineRule="exact"/>
-              <w:ind w:left="0" w:right="0"/>
-              <w:jc w:val="center"/>
-              <w:rPr>
-                <w:rFonts w:ascii="Times New Roman" w:hAnsi="Times New Roman" w:cs="Times New Roman"/>
-                <w:sz w:val="24"/>
-                <w:szCs w:val="24"/>
-              </w:rPr>
-            </w:pPr>
-            <w:r>
-              <w:rPr>
-                <w:rFonts w:ascii="Times New Roman" w:eastAsia="Times New Roman" w:hAnsi="Times New Roman" w:cs="Times New Roman"/>
-                <w:sz w:val="24"/>
-                <w:szCs w:val="24"/>
-                <w:lang w:eastAsia="zh-CN"/>
+            <w:tcW w:w="0" w:type="auto"/>
+            <w:shd w:val="clear" w:color="auto" w:fill="D9EAF7"/>
+            <w:tcMar>
+              <w:top w:w="60" w:type="dxa"/>
+              <w:left w:w="60" w:type="dxa"/>
+              <w:bottom w:w="60" w:type="dxa"/>
+              <w:right w:w="60" w:type="dxa"/>
+            </w:tcMar>
+          </w:tcPr>
+          <w:p>
+            <w:pPr>
+              <w:spacing w:after="0" w:line="240" w:lineRule="auto"/>
+              <w:ind w:left="0" w:right="0"/>
+              <w:jc w:val="center"/>
+              <w:rPr>
+                <w:rFonts w:ascii="Times New Roman" w:eastAsia="Times New Roman" w:hAnsi="Times New Roman" w:cs="Times New Roman"/>
+                <w:sz w:val="24"/>
+                <w:szCs w:val="24"/>
+              </w:rPr>
+            </w:pPr>
+            <w:r>
+              <w:rPr>
+                <w:rFonts w:ascii="Times New Roman" w:eastAsia="Times New Roman" w:hAnsi="Times New Roman" w:cs="Times New Roman"/>
+                <w:b/>
+                <w:sz w:val="24"/>
+                <w:szCs w:val="24"/>
               </w:rPr>
               <w:t>Ghi chú</w:t>
             </w:r>
@@ -1441,24 +1873,33 @@
         </w:tc>
       </w:tr>
       <w:tr>
-        <w:tc>
-          <w:tcPr>
-            <w:tcW w:w="810" w:type="dxa"/>
-          </w:tcPr>
-          <w:p>
-            <w:pPr>
-              <w:spacing w:before="120" w:after="0" w:line="340" w:lineRule="exact"/>
-              <w:ind w:left="0" w:right="0"/>
-              <w:jc w:val="both"/>
-              <w:rPr>
-                <w:rFonts w:ascii="Times New Roman" w:hAnsi="Times New Roman" w:cs="Times New Roman"/>
-                <w:sz w:val="24"/>
-                <w:szCs w:val="24"/>
-              </w:rPr>
-            </w:pPr>
-            <w:r>
-              <w:rPr>
-                <w:rFonts w:ascii="Times New Roman" w:hAnsi="Times New Roman" w:cs="Times New Roman"/>
+        <w:trPr>
+          <w:jc w:val="center"/>
+        </w:trPr>
+        <w:tc>
+          <w:tcPr>
+            <w:tcW w:w="0" w:type="auto"/>
+            <w:tcMar>
+              <w:top w:w="60" w:type="dxa"/>
+              <w:left w:w="60" w:type="dxa"/>
+              <w:bottom w:w="60" w:type="dxa"/>
+              <w:right w:w="60" w:type="dxa"/>
+            </w:tcMar>
+          </w:tcPr>
+          <w:p>
+            <w:pPr>
+              <w:spacing w:after="0" w:line="240" w:lineRule="auto"/>
+              <w:ind w:left="0" w:right="0"/>
+              <w:jc w:val="center"/>
+              <w:rPr>
+                <w:rFonts w:ascii="Times New Roman" w:eastAsia="Times New Roman" w:hAnsi="Times New Roman" w:cs="Times New Roman"/>
+                <w:sz w:val="24"/>
+                <w:szCs w:val="24"/>
+              </w:rPr>
+            </w:pPr>
+            <w:r>
+              <w:rPr>
+                <w:rFonts w:ascii="Times New Roman" w:eastAsia="Times New Roman" w:hAnsi="Times New Roman" w:cs="Times New Roman"/>
                 <w:sz w:val="24"/>
                 <w:szCs w:val="24"/>
               </w:rPr>
@@ -1468,25 +1909,166 @@
         </w:tc>
         <w:tc>
           <w:tcPr>
-            <w:tcW w:w="4435" w:type="dxa"/>
-          </w:tcPr>
-          <w:p>
-            <w:pPr>
-              <w:spacing w:after="0" w:line="240" w:lineRule="auto"/>
-              <w:ind w:left="0" w:right="0"/>
-              <w:rPr>
-                <w:rFonts w:ascii="Times New Roman" w:eastAsia="Times New Roman" w:hAnsi="Times New Roman" w:cs="Times New Roman"/>
-                <w:iCs/>
-                <w:color w:val="212529"/>
-                <w:sz w:val="24"/>
-                <w:szCs w:val="24"/>
-              </w:rPr>
-            </w:pPr>
-            <w:r>
-              <w:rPr>
-                <w:rFonts w:ascii="Times New Roman" w:eastAsia="Times New Roman" w:hAnsi="Times New Roman" w:cs="Times New Roman"/>
-                <w:iCs/>
-                <w:color w:val="212529"/>
+            <w:tcW w:w="0" w:type="auto"/>
+            <w:tcMar>
+              <w:top w:w="60" w:type="dxa"/>
+              <w:left w:w="60" w:type="dxa"/>
+              <w:bottom w:w="60" w:type="dxa"/>
+              <w:right w:w="60" w:type="dxa"/>
+            </w:tcMar>
+          </w:tcPr>
+          <w:p>
+            <w:pPr>
+              <w:spacing w:after="0" w:line="240" w:lineRule="auto"/>
+              <w:ind w:left="0" w:right="0"/>
+              <w:rPr>
+                <w:rFonts w:ascii="Times New Roman" w:eastAsia="Times New Roman" w:hAnsi="Times New Roman" w:cs="Times New Roman"/>
+                <w:sz w:val="24"/>
+                <w:szCs w:val="24"/>
+              </w:rPr>
+            </w:pPr>
+            <w:r>
+              <w:rPr>
+                <w:rFonts w:ascii="Times New Roman" w:eastAsia="Times New Roman" w:hAnsi="Times New Roman" w:cs="Times New Roman"/>
+                <w:sz w:val="24"/>
+                <w:szCs w:val="24"/>
+              </w:rPr>
+              <w:t>Bán buôn vật liệu, thiết bị lắp đặt khác trong xây dựng</w:t>
+            </w:r>
+          </w:p>
+          <w:p>
+            <w:pPr>
+              <w:spacing w:after="0" w:line="240" w:lineRule="auto"/>
+              <w:ind w:left="0" w:right="0"/>
+              <w:rPr>
+                <w:rFonts w:ascii="Times New Roman" w:eastAsia="Times New Roman" w:hAnsi="Times New Roman" w:cs="Times New Roman"/>
+                <w:sz w:val="24"/>
+                <w:szCs w:val="24"/>
+              </w:rPr>
+            </w:pPr>
+            <w:r>
+              <w:rPr>
+                <w:rFonts w:ascii="Times New Roman" w:eastAsia="Times New Roman" w:hAnsi="Times New Roman" w:cs="Times New Roman"/>
+                <w:sz w:val="24"/>
+                <w:szCs w:val="24"/>
+              </w:rPr>
+              <w:t>Chi tiết: Bán buôn gỗ; - Bán buôn sơn, véc ni; - Bán buôn gạch ốp lát; - Bán buôn đá hoa cương; - Bán buôn van công nghiệp; - Bán buôn vật liệu xây dựng, thiết bị lắp đặt khác trong xây dựng; - Bán buôn ống nước, cốt thép không rỉ, đèn trang trí, la phông, tôn lạnh, cửa nhôm, cửa thép, cửa kính, bột trét tường, sơn, keo, đinh, ốc, tấm cách nhiệt, ngũ kim, đá marble, dây điện, cuộn PVC, máy móc thiết bị, nội thất nhà vệ sinh, nhôm kinh, ván sàn gỗ</w:t>
+            </w:r>
+          </w:p>
+        </w:tc>
+        <w:tc>
+          <w:tcPr>
+            <w:tcW w:w="0" w:type="auto"/>
+            <w:tcMar>
+              <w:top w:w="60" w:type="dxa"/>
+              <w:left w:w="60" w:type="dxa"/>
+              <w:bottom w:w="60" w:type="dxa"/>
+              <w:right w:w="60" w:type="dxa"/>
+            </w:tcMar>
+          </w:tcPr>
+          <w:p>
+            <w:pPr>
+              <w:spacing w:after="0" w:line="240" w:lineRule="auto"/>
+              <w:ind w:left="0" w:right="0"/>
+              <w:jc w:val="center"/>
+              <w:rPr>
+                <w:rFonts w:ascii="Times New Roman" w:eastAsia="Times New Roman" w:hAnsi="Times New Roman" w:cs="Times New Roman"/>
+                <w:sz w:val="24"/>
+                <w:szCs w:val="24"/>
+              </w:rPr>
+            </w:pPr>
+            <w:r>
+              <w:rPr>
+                <w:rFonts w:ascii="Times New Roman" w:eastAsia="Times New Roman" w:hAnsi="Times New Roman" w:cs="Times New Roman"/>
+                <w:sz w:val="24"/>
+                <w:szCs w:val="24"/>
+              </w:rPr>
+              <w:t>4663</w:t>
+            </w:r>
+          </w:p>
+        </w:tc>
+        <w:tc>
+          <w:tcPr>
+            <w:tcW w:w="0" w:type="auto"/>
+            <w:tcMar>
+              <w:top w:w="60" w:type="dxa"/>
+              <w:left w:w="60" w:type="dxa"/>
+              <w:bottom w:w="60" w:type="dxa"/>
+              <w:right w:w="60" w:type="dxa"/>
+            </w:tcMar>
+          </w:tcPr>
+          <w:p>
+            <w:pPr>
+              <w:spacing w:after="0" w:line="240" w:lineRule="auto"/>
+              <w:ind w:left="0" w:right="0"/>
+              <w:jc w:val="center"/>
+              <w:rPr>
+                <w:rFonts w:ascii="Times New Roman" w:eastAsia="Times New Roman" w:hAnsi="Times New Roman" w:cs="Times New Roman"/>
+                <w:sz w:val="24"/>
+                <w:szCs w:val="24"/>
+              </w:rPr>
+            </w:pPr>
+          </w:p>
+        </w:tc>
+      </w:tr>
+      <w:tr>
+        <w:trPr>
+          <w:jc w:val="center"/>
+        </w:trPr>
+        <w:tc>
+          <w:tcPr>
+            <w:tcW w:w="0" w:type="auto"/>
+            <w:tcMar>
+              <w:top w:w="60" w:type="dxa"/>
+              <w:left w:w="60" w:type="dxa"/>
+              <w:bottom w:w="60" w:type="dxa"/>
+              <w:right w:w="60" w:type="dxa"/>
+            </w:tcMar>
+          </w:tcPr>
+          <w:p>
+            <w:pPr>
+              <w:spacing w:after="0" w:line="240" w:lineRule="auto"/>
+              <w:ind w:left="0" w:right="0"/>
+              <w:jc w:val="center"/>
+              <w:rPr>
+                <w:rFonts w:ascii="Times New Roman" w:eastAsia="Times New Roman" w:hAnsi="Times New Roman" w:cs="Times New Roman"/>
+                <w:sz w:val="24"/>
+                <w:szCs w:val="24"/>
+              </w:rPr>
+            </w:pPr>
+            <w:r>
+              <w:rPr>
+                <w:rFonts w:ascii="Times New Roman" w:eastAsia="Times New Roman" w:hAnsi="Times New Roman" w:cs="Times New Roman"/>
+                <w:sz w:val="24"/>
+                <w:szCs w:val="24"/>
+              </w:rPr>
+              <w:t>2</w:t>
+            </w:r>
+          </w:p>
+        </w:tc>
+        <w:tc>
+          <w:tcPr>
+            <w:tcW w:w="0" w:type="auto"/>
+            <w:tcMar>
+              <w:top w:w="60" w:type="dxa"/>
+              <w:left w:w="60" w:type="dxa"/>
+              <w:bottom w:w="60" w:type="dxa"/>
+              <w:right w:w="60" w:type="dxa"/>
+            </w:tcMar>
+          </w:tcPr>
+          <w:p>
+            <w:pPr>
+              <w:spacing w:after="0" w:line="240" w:lineRule="auto"/>
+              <w:ind w:left="0" w:right="0"/>
+              <w:rPr>
+                <w:rFonts w:ascii="Times New Roman" w:eastAsia="Times New Roman" w:hAnsi="Times New Roman" w:cs="Times New Roman"/>
+                <w:sz w:val="24"/>
+                <w:szCs w:val="24"/>
+              </w:rPr>
+            </w:pPr>
+            <w:r>
+              <w:rPr>
+                <w:rFonts w:ascii="Times New Roman" w:eastAsia="Times New Roman" w:hAnsi="Times New Roman" w:cs="Times New Roman"/>
                 <w:sz w:val="24"/>
                 <w:szCs w:val="24"/>
               </w:rPr>
@@ -1498,39 +2080,45 @@
               <w:spacing w:after="0" w:line="240" w:lineRule="auto"/>
               <w:ind w:left="0" w:right="0"/>
               <w:rPr>
-                <w:rFonts w:ascii="Times New Roman" w:hAnsi="Times New Roman" w:cs="Times New Roman"/>
-                <w:sz w:val="24"/>
-                <w:szCs w:val="24"/>
-              </w:rPr>
-            </w:pPr>
-            <w:r>
-              <w:rPr>
-                <w:rFonts w:ascii="Times New Roman" w:hAnsi="Times New Roman" w:cs="Times New Roman"/>
-                <w:sz w:val="24"/>
-                <w:szCs w:val="24"/>
-              </w:rPr>
-              <w:t xml:space="preserve">Chi tiết:Bán buôn hóa chất công nghiệp,nước sơn, phụ gia, Bán buôn bao bì giấy, băng keo, vật liệu đóng gói, các loại giấy gói, giấy công nghiệp, phụ liệu may mặc và giày dép, Bán buôn ván ép, ván MDF, ván PB, ván lạng các loại  </w:t>
-            </w:r>
-          </w:p>
-        </w:tc>
-        <w:tc>
-          <w:tcPr>
-            <w:tcW w:w="2268" w:type="dxa"/>
-          </w:tcPr>
-          <w:p>
-            <w:pPr>
-              <w:spacing w:before="120" w:after="0" w:line="340" w:lineRule="exact"/>
-              <w:ind w:left="0" w:right="0"/>
-              <w:jc w:val="both"/>
-              <w:rPr>
-                <w:rFonts w:ascii="Times New Roman" w:hAnsi="Times New Roman" w:cs="Times New Roman"/>
-                <w:sz w:val="24"/>
-                <w:szCs w:val="24"/>
-              </w:rPr>
-            </w:pPr>
-            <w:r>
-              <w:rPr>
-                <w:rFonts w:ascii="Times New Roman" w:hAnsi="Times New Roman" w:cs="Times New Roman"/>
+                <w:rFonts w:ascii="Times New Roman" w:eastAsia="Times New Roman" w:hAnsi="Times New Roman" w:cs="Times New Roman"/>
+                <w:sz w:val="24"/>
+                <w:szCs w:val="24"/>
+              </w:rPr>
+            </w:pPr>
+            <w:r>
+              <w:rPr>
+                <w:rFonts w:ascii="Times New Roman" w:eastAsia="Times New Roman" w:hAnsi="Times New Roman" w:cs="Times New Roman"/>
+                <w:sz w:val="24"/>
+                <w:szCs w:val="24"/>
+              </w:rPr>
+              <w:t>Chi tiết: Bán buôn ván ép các ép các loại; - Mua bán hàng phục vụ sản xuất, hàng tiêu dùng và trang trí nội thất, bảng hiệu đèn led; - Bán buôn hóa chất các loại, chất tẩy rửa, phụ gia công nghiệp làm sạch các dự án, công trình; - Bán buôn các nguyên liệu phục vụ cho sản xuất hóa chất; - Bán buôn thiết bị phòng cháy chữa cháy, bình phòng cháy chữa cháy</w:t>
+            </w:r>
+          </w:p>
+        </w:tc>
+        <w:tc>
+          <w:tcPr>
+            <w:tcW w:w="0" w:type="auto"/>
+            <w:tcMar>
+              <w:top w:w="60" w:type="dxa"/>
+              <w:left w:w="60" w:type="dxa"/>
+              <w:bottom w:w="60" w:type="dxa"/>
+              <w:right w:w="60" w:type="dxa"/>
+            </w:tcMar>
+          </w:tcPr>
+          <w:p>
+            <w:pPr>
+              <w:spacing w:after="0" w:line="240" w:lineRule="auto"/>
+              <w:ind w:left="0" w:right="0"/>
+              <w:jc w:val="center"/>
+              <w:rPr>
+                <w:rFonts w:ascii="Times New Roman" w:eastAsia="Times New Roman" w:hAnsi="Times New Roman" w:cs="Times New Roman"/>
+                <w:sz w:val="24"/>
+                <w:szCs w:val="24"/>
+              </w:rPr>
+            </w:pPr>
+            <w:r>
+              <w:rPr>
+                <w:rFonts w:ascii="Times New Roman" w:eastAsia="Times New Roman" w:hAnsi="Times New Roman" w:cs="Times New Roman"/>
                 <w:sz w:val="24"/>
                 <w:szCs w:val="24"/>
               </w:rPr>
@@ -1540,15 +2128,299 @@
         </w:tc>
         <w:tc>
           <w:tcPr>
-            <w:tcW w:w="1701" w:type="dxa"/>
-          </w:tcPr>
-          <w:p>
-            <w:pPr>
-              <w:spacing w:before="120" w:after="0" w:line="340" w:lineRule="exact"/>
-              <w:ind w:left="0" w:right="0"/>
-              <w:jc w:val="both"/>
-              <w:rPr>
-                <w:rFonts w:ascii="Times New Roman" w:hAnsi="Times New Roman" w:cs="Times New Roman"/>
+            <w:tcW w:w="0" w:type="auto"/>
+            <w:tcMar>
+              <w:top w:w="60" w:type="dxa"/>
+              <w:left w:w="60" w:type="dxa"/>
+              <w:bottom w:w="60" w:type="dxa"/>
+              <w:right w:w="60" w:type="dxa"/>
+            </w:tcMar>
+          </w:tcPr>
+          <w:p>
+            <w:pPr>
+              <w:spacing w:after="0" w:line="240" w:lineRule="auto"/>
+              <w:ind w:left="0" w:right="0"/>
+              <w:jc w:val="center"/>
+              <w:rPr>
+                <w:rFonts w:ascii="Times New Roman" w:eastAsia="Times New Roman" w:hAnsi="Times New Roman" w:cs="Times New Roman"/>
+                <w:sz w:val="24"/>
+                <w:szCs w:val="24"/>
+              </w:rPr>
+            </w:pPr>
+          </w:p>
+        </w:tc>
+      </w:tr>
+      <w:tr>
+        <w:trPr>
+          <w:jc w:val="center"/>
+        </w:trPr>
+        <w:tc>
+          <w:tcPr>
+            <w:tcW w:w="0" w:type="auto"/>
+            <w:tcMar>
+              <w:top w:w="60" w:type="dxa"/>
+              <w:left w:w="60" w:type="dxa"/>
+              <w:bottom w:w="60" w:type="dxa"/>
+              <w:right w:w="60" w:type="dxa"/>
+            </w:tcMar>
+          </w:tcPr>
+          <w:p>
+            <w:pPr>
+              <w:spacing w:after="0" w:line="240" w:lineRule="auto"/>
+              <w:ind w:left="0" w:right="0"/>
+              <w:jc w:val="center"/>
+              <w:rPr>
+                <w:rFonts w:ascii="Times New Roman" w:eastAsia="Times New Roman" w:hAnsi="Times New Roman" w:cs="Times New Roman"/>
+                <w:sz w:val="24"/>
+                <w:szCs w:val="24"/>
+              </w:rPr>
+            </w:pPr>
+            <w:r>
+              <w:rPr>
+                <w:rFonts w:ascii="Times New Roman" w:eastAsia="Times New Roman" w:hAnsi="Times New Roman" w:cs="Times New Roman"/>
+                <w:sz w:val="24"/>
+                <w:szCs w:val="24"/>
+              </w:rPr>
+              <w:t>3</w:t>
+            </w:r>
+          </w:p>
+        </w:tc>
+        <w:tc>
+          <w:tcPr>
+            <w:tcW w:w="0" w:type="auto"/>
+            <w:tcMar>
+              <w:top w:w="60" w:type="dxa"/>
+              <w:left w:w="60" w:type="dxa"/>
+              <w:bottom w:w="60" w:type="dxa"/>
+              <w:right w:w="60" w:type="dxa"/>
+            </w:tcMar>
+          </w:tcPr>
+          <w:p>
+            <w:pPr>
+              <w:spacing w:after="0" w:line="240" w:lineRule="auto"/>
+              <w:ind w:left="0" w:right="0"/>
+              <w:rPr>
+                <w:rFonts w:ascii="Times New Roman" w:eastAsia="Times New Roman" w:hAnsi="Times New Roman" w:cs="Times New Roman"/>
+                <w:sz w:val="24"/>
+                <w:szCs w:val="24"/>
+              </w:rPr>
+            </w:pPr>
+            <w:r>
+              <w:rPr>
+                <w:rFonts w:ascii="Times New Roman" w:eastAsia="Times New Roman" w:hAnsi="Times New Roman" w:cs="Times New Roman"/>
+                <w:sz w:val="24"/>
+                <w:szCs w:val="24"/>
+              </w:rPr>
+              <w:t>Bán lẻ hình thức khác chưa được phân vào đâu</w:t>
+            </w:r>
+          </w:p>
+          <w:p>
+            <w:pPr>
+              <w:spacing w:after="0" w:line="240" w:lineRule="auto"/>
+              <w:ind w:left="0" w:right="0"/>
+              <w:rPr>
+                <w:rFonts w:ascii="Times New Roman" w:eastAsia="Times New Roman" w:hAnsi="Times New Roman" w:cs="Times New Roman"/>
+                <w:sz w:val="24"/>
+                <w:szCs w:val="24"/>
+              </w:rPr>
+            </w:pPr>
+            <w:r>
+              <w:rPr>
+                <w:rFonts w:ascii="Times New Roman" w:eastAsia="Times New Roman" w:hAnsi="Times New Roman" w:cs="Times New Roman"/>
+                <w:sz w:val="24"/>
+                <w:szCs w:val="24"/>
+              </w:rPr>
+              <w:t>Chi tiết: Thực hiện quyền phân phối bán lẻ biến đổi tĩnh điện (máy biến tần inverter)</w:t>
+            </w:r>
+          </w:p>
+        </w:tc>
+        <w:tc>
+          <w:tcPr>
+            <w:tcW w:w="0" w:type="auto"/>
+            <w:tcMar>
+              <w:top w:w="60" w:type="dxa"/>
+              <w:left w:w="60" w:type="dxa"/>
+              <w:bottom w:w="60" w:type="dxa"/>
+              <w:right w:w="60" w:type="dxa"/>
+            </w:tcMar>
+          </w:tcPr>
+          <w:p>
+            <w:pPr>
+              <w:spacing w:after="0" w:line="240" w:lineRule="auto"/>
+              <w:ind w:left="0" w:right="0"/>
+              <w:jc w:val="center"/>
+              <w:rPr>
+                <w:rFonts w:ascii="Times New Roman" w:eastAsia="Times New Roman" w:hAnsi="Times New Roman" w:cs="Times New Roman"/>
+                <w:sz w:val="24"/>
+                <w:szCs w:val="24"/>
+              </w:rPr>
+            </w:pPr>
+            <w:r>
+              <w:rPr>
+                <w:rFonts w:ascii="Times New Roman" w:eastAsia="Times New Roman" w:hAnsi="Times New Roman" w:cs="Times New Roman"/>
+                <w:sz w:val="24"/>
+                <w:szCs w:val="24"/>
+              </w:rPr>
+              <w:t>4799</w:t>
+            </w:r>
+          </w:p>
+        </w:tc>
+        <w:tc>
+          <w:tcPr>
+            <w:tcW w:w="0" w:type="auto"/>
+            <w:tcMar>
+              <w:top w:w="60" w:type="dxa"/>
+              <w:left w:w="60" w:type="dxa"/>
+              <w:bottom w:w="60" w:type="dxa"/>
+              <w:right w:w="60" w:type="dxa"/>
+            </w:tcMar>
+          </w:tcPr>
+          <w:p>
+            <w:pPr>
+              <w:spacing w:after="0" w:line="240" w:lineRule="auto"/>
+              <w:ind w:left="0" w:right="0"/>
+              <w:jc w:val="center"/>
+              <w:rPr>
+                <w:rFonts w:ascii="Times New Roman" w:eastAsia="Times New Roman" w:hAnsi="Times New Roman" w:cs="Times New Roman"/>
+                <w:sz w:val="24"/>
+                <w:szCs w:val="24"/>
+              </w:rPr>
+            </w:pPr>
+          </w:p>
+        </w:tc>
+      </w:tr>
+      <w:tr>
+        <w:trPr>
+          <w:jc w:val="center"/>
+        </w:trPr>
+        <w:tc>
+          <w:tcPr>
+            <w:tcW w:w="0" w:type="auto"/>
+            <w:tcMar>
+              <w:top w:w="60" w:type="dxa"/>
+              <w:left w:w="60" w:type="dxa"/>
+              <w:bottom w:w="60" w:type="dxa"/>
+              <w:right w:w="60" w:type="dxa"/>
+            </w:tcMar>
+          </w:tcPr>
+          <w:p>
+            <w:pPr>
+              <w:spacing w:after="0" w:line="240" w:lineRule="auto"/>
+              <w:ind w:left="0" w:right="0"/>
+              <w:jc w:val="center"/>
+              <w:rPr>
+                <w:rFonts w:ascii="Times New Roman" w:eastAsia="Times New Roman" w:hAnsi="Times New Roman" w:cs="Times New Roman"/>
+                <w:sz w:val="24"/>
+                <w:szCs w:val="24"/>
+              </w:rPr>
+            </w:pPr>
+            <w:r>
+              <w:rPr>
+                <w:rFonts w:ascii="Times New Roman" w:eastAsia="Times New Roman" w:hAnsi="Times New Roman" w:cs="Times New Roman"/>
+                <w:sz w:val="24"/>
+                <w:szCs w:val="24"/>
+              </w:rPr>
+              <w:t>4</w:t>
+            </w:r>
+          </w:p>
+        </w:tc>
+        <w:tc>
+          <w:tcPr>
+            <w:tcW w:w="0" w:type="auto"/>
+            <w:tcMar>
+              <w:top w:w="60" w:type="dxa"/>
+              <w:left w:w="60" w:type="dxa"/>
+              <w:bottom w:w="60" w:type="dxa"/>
+              <w:right w:w="60" w:type="dxa"/>
+            </w:tcMar>
+          </w:tcPr>
+          <w:p>
+            <w:pPr>
+              <w:spacing w:after="0" w:line="240" w:lineRule="auto"/>
+              <w:ind w:left="0" w:right="0"/>
+              <w:rPr>
+                <w:rFonts w:ascii="Times New Roman" w:eastAsia="Times New Roman" w:hAnsi="Times New Roman" w:cs="Times New Roman"/>
+                <w:sz w:val="24"/>
+                <w:szCs w:val="24"/>
+              </w:rPr>
+            </w:pPr>
+            <w:r>
+              <w:rPr>
+                <w:rFonts w:ascii="Times New Roman" w:eastAsia="Times New Roman" w:hAnsi="Times New Roman" w:cs="Times New Roman"/>
+                <w:sz w:val="24"/>
+                <w:szCs w:val="24"/>
+              </w:rPr>
+              <w:t>Bán buôn kim loại và quặng kim loại</w:t>
+            </w:r>
+          </w:p>
+          <w:p>
+            <w:pPr>
+              <w:spacing w:after="0" w:line="240" w:lineRule="auto"/>
+              <w:ind w:left="0" w:right="0"/>
+              <w:rPr>
+                <w:rFonts w:ascii="Times New Roman" w:eastAsia="Times New Roman" w:hAnsi="Times New Roman" w:cs="Times New Roman"/>
+                <w:sz w:val="24"/>
+                <w:szCs w:val="24"/>
+              </w:rPr>
+            </w:pPr>
+            <w:r>
+              <w:rPr>
+                <w:rFonts w:ascii="Times New Roman" w:eastAsia="Times New Roman" w:hAnsi="Times New Roman" w:cs="Times New Roman"/>
+                <w:sz w:val="24"/>
+                <w:szCs w:val="24"/>
+              </w:rPr>
+              <w:t>Chi tiết: Bán buôn sắt, thép, mica, inox và linh kiện sắt thép</w:t>
+            </w:r>
+          </w:p>
+        </w:tc>
+        <w:tc>
+          <w:tcPr>
+            <w:tcW w:w="0" w:type="auto"/>
+            <w:tcMar>
+              <w:top w:w="60" w:type="dxa"/>
+              <w:left w:w="60" w:type="dxa"/>
+              <w:bottom w:w="60" w:type="dxa"/>
+              <w:right w:w="60" w:type="dxa"/>
+            </w:tcMar>
+          </w:tcPr>
+          <w:p>
+            <w:pPr>
+              <w:spacing w:after="0" w:line="240" w:lineRule="auto"/>
+              <w:ind w:left="0" w:right="0"/>
+              <w:jc w:val="center"/>
+              <w:rPr>
+                <w:rFonts w:ascii="Times New Roman" w:eastAsia="Times New Roman" w:hAnsi="Times New Roman" w:cs="Times New Roman"/>
+                <w:sz w:val="24"/>
+                <w:szCs w:val="24"/>
+              </w:rPr>
+            </w:pPr>
+            <w:r>
+              <w:rPr>
+                <w:rFonts w:ascii="Times New Roman" w:eastAsia="Times New Roman" w:hAnsi="Times New Roman" w:cs="Times New Roman"/>
+                <w:sz w:val="24"/>
+                <w:szCs w:val="24"/>
+              </w:rPr>
+              <w:t>4662</w:t>
+            </w:r>
+          </w:p>
+        </w:tc>
+        <w:tc>
+          <w:tcPr>
+            <w:tcW w:w="0" w:type="auto"/>
+            <w:tcMar>
+              <w:top w:w="60" w:type="dxa"/>
+              <w:left w:w="60" w:type="dxa"/>
+              <w:bottom w:w="60" w:type="dxa"/>
+              <w:right w:w="60" w:type="dxa"/>
+            </w:tcMar>
+          </w:tcPr>
+          <w:p>
+            <w:pPr>
+              <w:spacing w:after="0" w:line="240" w:lineRule="auto"/>
+              <w:ind w:left="0" w:right="0"/>
+              <w:jc w:val="center"/>
+              <w:rPr>
+                <w:rFonts w:ascii="Times New Roman" w:eastAsia="Times New Roman" w:hAnsi="Times New Roman" w:cs="Times New Roman"/>
                 <w:sz w:val="24"/>
                 <w:szCs w:val="24"/>
               </w:rPr>
@@ -1601,43 +2473,48 @@
     </w:p>
     <w:tbl>
       <w:tblPr>
-        <w:tblW w:w="9214" w:type="dxa"/>
-        <w:tblInd w:w="108" w:type="dxa"/>
-        <w:tblBorders>
-          <w:top w:val="single" w:sz="4" w:space="0" w:color="000000"/>
-          <w:left w:val="single" w:sz="4" w:space="0" w:color="000000"/>
-          <w:bottom w:val="single" w:sz="4" w:space="0" w:color="000000"/>
-          <w:right w:val="single" w:sz="4" w:space="0" w:color="000000"/>
-          <w:insideH w:val="single" w:sz="4" w:space="0" w:color="000000"/>
-          <w:insideV w:val="single" w:sz="4" w:space="0" w:color="000000"/>
-        </w:tblBorders>
+        <w:tblStyle w:val="TableGrid2"/>
+        <w:tblW w:w="0" w:type="auto"/>
+        <w:jc w:val="center"/>
         <w:tblLook w:val="04A0" w:firstRow="1" w:lastRow="0" w:firstColumn="1" w:lastColumn="0" w:noHBand="0" w:noVBand="1"/>
       </w:tblPr>
       <w:tblGrid>
-        <w:gridCol w:w="810"/>
-        <w:gridCol w:w="4435"/>
-        <w:gridCol w:w="2268"/>
-        <w:gridCol w:w="1701"/>
+        <w:gridCol w:w="574"/>
+        <w:gridCol w:w="7028"/>
+        <w:gridCol w:w="962"/>
+        <w:gridCol w:w="722"/>
       </w:tblGrid>
       <w:tr>
-        <w:tc>
-          <w:tcPr>
-            <w:tcW w:w="810" w:type="dxa"/>
-          </w:tcPr>
-          <w:p>
-            <w:pPr>
-              <w:spacing w:before="120" w:after="0" w:line="340" w:lineRule="exact"/>
-              <w:ind w:left="0" w:right="0"/>
-              <w:jc w:val="center"/>
-              <w:rPr>
-                <w:rFonts w:ascii="Times New Roman" w:hAnsi="Times New Roman" w:cs="Times New Roman"/>
-                <w:sz w:val="24"/>
-                <w:szCs w:val="24"/>
-              </w:rPr>
-            </w:pPr>
-            <w:r>
-              <w:rPr>
-                <w:rFonts w:ascii="Times New Roman" w:hAnsi="Times New Roman" w:cs="Times New Roman"/>
+        <w:trPr>
+          <w:tblHeader/>
+          <w:jc w:val="center"/>
+        </w:trPr>
+        <w:tc>
+          <w:tcPr>
+            <w:tcW w:w="0" w:type="auto"/>
+            <w:shd w:val="clear" w:color="auto" w:fill="D9EAF7"/>
+            <w:tcMar>
+              <w:top w:w="60" w:type="dxa"/>
+              <w:left w:w="60" w:type="dxa"/>
+              <w:bottom w:w="60" w:type="dxa"/>
+              <w:right w:w="60" w:type="dxa"/>
+            </w:tcMar>
+          </w:tcPr>
+          <w:p>
+            <w:pPr>
+              <w:spacing w:after="0" w:line="240" w:lineRule="auto"/>
+              <w:ind w:left="0" w:right="0"/>
+              <w:jc w:val="center"/>
+              <w:rPr>
+                <w:rFonts w:ascii="Times New Roman" w:eastAsia="Times New Roman" w:hAnsi="Times New Roman" w:cs="Times New Roman"/>
+                <w:sz w:val="24"/>
+                <w:szCs w:val="24"/>
+              </w:rPr>
+            </w:pPr>
+            <w:r>
+              <w:rPr>
+                <w:rFonts w:ascii="Times New Roman" w:eastAsia="Times New Roman" w:hAnsi="Times New Roman" w:cs="Times New Roman"/>
+                <w:b/>
                 <w:sz w:val="24"/>
                 <w:szCs w:val="24"/>
               </w:rPr>
@@ -1647,21 +2524,30 @@
         </w:tc>
         <w:tc>
           <w:tcPr>
-            <w:tcW w:w="4435" w:type="dxa"/>
-          </w:tcPr>
-          <w:p>
-            <w:pPr>
-              <w:spacing w:before="120" w:after="0" w:line="340" w:lineRule="exact"/>
-              <w:ind w:left="0"/>
-              <w:rPr>
-                <w:rFonts w:ascii="Times New Roman" w:hAnsi="Times New Roman" w:cs="Times New Roman"/>
-                <w:sz w:val="24"/>
-                <w:szCs w:val="24"/>
-              </w:rPr>
-            </w:pPr>
-            <w:r>
-              <w:rPr>
-                <w:rFonts w:ascii="Times New Roman" w:hAnsi="Times New Roman" w:cs="Times New Roman"/>
+            <w:tcW w:w="0" w:type="auto"/>
+            <w:shd w:val="clear" w:color="auto" w:fill="D9EAF7"/>
+            <w:tcMar>
+              <w:top w:w="60" w:type="dxa"/>
+              <w:left w:w="60" w:type="dxa"/>
+              <w:bottom w:w="60" w:type="dxa"/>
+              <w:right w:w="60" w:type="dxa"/>
+            </w:tcMar>
+          </w:tcPr>
+          <w:p>
+            <w:pPr>
+              <w:spacing w:after="0" w:line="240" w:lineRule="auto"/>
+              <w:ind w:left="0" w:right="0"/>
+              <w:jc w:val="center"/>
+              <w:rPr>
+                <w:rFonts w:ascii="Times New Roman" w:eastAsia="Times New Roman" w:hAnsi="Times New Roman" w:cs="Times New Roman"/>
+                <w:sz w:val="24"/>
+                <w:szCs w:val="24"/>
+              </w:rPr>
+            </w:pPr>
+            <w:r>
+              <w:rPr>
+                <w:rFonts w:ascii="Times New Roman" w:eastAsia="Times New Roman" w:hAnsi="Times New Roman" w:cs="Times New Roman"/>
+                <w:b/>
                 <w:sz w:val="24"/>
                 <w:szCs w:val="24"/>
               </w:rPr>
@@ -1671,22 +2557,30 @@
         </w:tc>
         <w:tc>
           <w:tcPr>
-            <w:tcW w:w="2268" w:type="dxa"/>
-          </w:tcPr>
-          <w:p>
-            <w:pPr>
-              <w:spacing w:before="120" w:after="0" w:line="340" w:lineRule="exact"/>
-              <w:ind w:left="0" w:right="0"/>
-              <w:jc w:val="center"/>
-              <w:rPr>
-                <w:rFonts w:ascii="Times New Roman" w:hAnsi="Times New Roman" w:cs="Times New Roman"/>
-                <w:sz w:val="24"/>
-                <w:szCs w:val="24"/>
-              </w:rPr>
-            </w:pPr>
-            <w:r>
-              <w:rPr>
-                <w:rFonts w:ascii="Times New Roman" w:hAnsi="Times New Roman" w:cs="Times New Roman"/>
+            <w:tcW w:w="0" w:type="auto"/>
+            <w:shd w:val="clear" w:color="auto" w:fill="D9EAF7"/>
+            <w:tcMar>
+              <w:top w:w="60" w:type="dxa"/>
+              <w:left w:w="60" w:type="dxa"/>
+              <w:bottom w:w="60" w:type="dxa"/>
+              <w:right w:w="60" w:type="dxa"/>
+            </w:tcMar>
+          </w:tcPr>
+          <w:p>
+            <w:pPr>
+              <w:spacing w:after="0" w:line="240" w:lineRule="auto"/>
+              <w:ind w:left="0" w:right="0"/>
+              <w:jc w:val="center"/>
+              <w:rPr>
+                <w:rFonts w:ascii="Times New Roman" w:eastAsia="Times New Roman" w:hAnsi="Times New Roman" w:cs="Times New Roman"/>
+                <w:sz w:val="24"/>
+                <w:szCs w:val="24"/>
+              </w:rPr>
+            </w:pPr>
+            <w:r>
+              <w:rPr>
+                <w:rFonts w:ascii="Times New Roman" w:eastAsia="Times New Roman" w:hAnsi="Times New Roman" w:cs="Times New Roman"/>
+                <w:b/>
                 <w:sz w:val="24"/>
                 <w:szCs w:val="24"/>
               </w:rPr>
@@ -1696,25 +2590,32 @@
         </w:tc>
         <w:tc>
           <w:tcPr>
-            <w:tcW w:w="1701" w:type="dxa"/>
-          </w:tcPr>
-          <w:p>
-            <w:pPr>
-              <w:spacing w:before="120" w:after="0" w:line="340" w:lineRule="exact"/>
-              <w:ind w:left="0" w:right="0"/>
-              <w:jc w:val="center"/>
-              <w:rPr>
-                <w:rFonts w:ascii="Times New Roman" w:hAnsi="Times New Roman" w:cs="Times New Roman"/>
-                <w:sz w:val="24"/>
-                <w:szCs w:val="24"/>
-              </w:rPr>
-            </w:pPr>
-            <w:r>
-              <w:rPr>
-                <w:rFonts w:ascii="Times New Roman" w:eastAsia="Times New Roman" w:hAnsi="Times New Roman" w:cs="Times New Roman"/>
-                <w:sz w:val="24"/>
-                <w:szCs w:val="24"/>
-                <w:lang w:eastAsia="zh-CN"/>
+            <w:tcW w:w="0" w:type="auto"/>
+            <w:shd w:val="clear" w:color="auto" w:fill="D9EAF7"/>
+            <w:tcMar>
+              <w:top w:w="60" w:type="dxa"/>
+              <w:left w:w="60" w:type="dxa"/>
+              <w:bottom w:w="60" w:type="dxa"/>
+              <w:right w:w="60" w:type="dxa"/>
+            </w:tcMar>
+          </w:tcPr>
+          <w:p>
+            <w:pPr>
+              <w:spacing w:after="0" w:line="240" w:lineRule="auto"/>
+              <w:ind w:left="0" w:right="0"/>
+              <w:jc w:val="center"/>
+              <w:rPr>
+                <w:rFonts w:ascii="Times New Roman" w:eastAsia="Times New Roman" w:hAnsi="Times New Roman" w:cs="Times New Roman"/>
+                <w:sz w:val="24"/>
+                <w:szCs w:val="24"/>
+              </w:rPr>
+            </w:pPr>
+            <w:r>
+              <w:rPr>
+                <w:rFonts w:ascii="Times New Roman" w:eastAsia="Times New Roman" w:hAnsi="Times New Roman" w:cs="Times New Roman"/>
+                <w:b/>
+                <w:sz w:val="24"/>
+                <w:szCs w:val="24"/>
               </w:rPr>
               <w:t>Ghi chú</w:t>
             </w:r>
@@ -1722,24 +2623,33 @@
         </w:tc>
       </w:tr>
       <w:tr>
-        <w:tc>
-          <w:tcPr>
-            <w:tcW w:w="810" w:type="dxa"/>
-          </w:tcPr>
-          <w:p>
-            <w:pPr>
-              <w:spacing w:before="120" w:after="0" w:line="340" w:lineRule="exact"/>
-              <w:ind w:left="0" w:right="0"/>
-              <w:jc w:val="both"/>
-              <w:rPr>
-                <w:rFonts w:ascii="Times New Roman" w:hAnsi="Times New Roman" w:cs="Times New Roman"/>
-                <w:sz w:val="24"/>
-                <w:szCs w:val="24"/>
-              </w:rPr>
-            </w:pPr>
-            <w:r>
-              <w:rPr>
-                <w:rFonts w:ascii="Times New Roman" w:hAnsi="Times New Roman" w:cs="Times New Roman"/>
+        <w:trPr>
+          <w:jc w:val="center"/>
+        </w:trPr>
+        <w:tc>
+          <w:tcPr>
+            <w:tcW w:w="0" w:type="auto"/>
+            <w:tcMar>
+              <w:top w:w="60" w:type="dxa"/>
+              <w:left w:w="60" w:type="dxa"/>
+              <w:bottom w:w="60" w:type="dxa"/>
+              <w:right w:w="60" w:type="dxa"/>
+            </w:tcMar>
+          </w:tcPr>
+          <w:p>
+            <w:pPr>
+              <w:spacing w:after="0" w:line="240" w:lineRule="auto"/>
+              <w:ind w:left="0" w:right="0"/>
+              <w:jc w:val="center"/>
+              <w:rPr>
+                <w:rFonts w:ascii="Times New Roman" w:eastAsia="Times New Roman" w:hAnsi="Times New Roman" w:cs="Times New Roman"/>
+                <w:sz w:val="24"/>
+                <w:szCs w:val="24"/>
+              </w:rPr>
+            </w:pPr>
+            <w:r>
+              <w:rPr>
+                <w:rFonts w:ascii="Times New Roman" w:eastAsia="Times New Roman" w:hAnsi="Times New Roman" w:cs="Times New Roman"/>
                 <w:sz w:val="24"/>
                 <w:szCs w:val="24"/>
               </w:rPr>
@@ -1749,87 +2659,82 @@
         </w:tc>
         <w:tc>
           <w:tcPr>
-            <w:tcW w:w="4435" w:type="dxa"/>
-          </w:tcPr>
-          <w:p>
-            <w:pPr>
-              <w:spacing w:after="0" w:line="240" w:lineRule="auto"/>
-              <w:ind w:left="0" w:right="0"/>
-              <w:rPr>
-                <w:rFonts w:ascii="Times New Roman" w:eastAsia="Times New Roman" w:hAnsi="Times New Roman" w:cs="Times New Roman"/>
-                <w:iCs/>
-                <w:color w:val="212529"/>
-                <w:sz w:val="24"/>
-                <w:szCs w:val="24"/>
-              </w:rPr>
-            </w:pPr>
-            <w:r>
-              <w:rPr>
-                <w:rFonts w:ascii="Times New Roman" w:eastAsia="Times New Roman" w:hAnsi="Times New Roman" w:cs="Times New Roman"/>
-                <w:iCs/>
-                <w:color w:val="212529"/>
-                <w:sz w:val="24"/>
-                <w:szCs w:val="24"/>
-              </w:rPr>
-              <w:t>Sản xuất trang phục (trừ trang phục từ da lông thú)</w:t>
-            </w:r>
-          </w:p>
-          <w:p>
-            <w:pPr>
-              <w:spacing w:after="0" w:line="240" w:lineRule="auto"/>
-              <w:ind w:left="0" w:right="0"/>
-              <w:rPr>
-                <w:rFonts w:ascii="Times New Roman" w:hAnsi="Times New Roman" w:cs="Times New Roman"/>
-                <w:sz w:val="24"/>
-                <w:szCs w:val="24"/>
-              </w:rPr>
-            </w:pPr>
-            <w:r>
-              <w:rPr>
-                <w:rFonts w:ascii="Times New Roman" w:hAnsi="Times New Roman" w:cs="Times New Roman"/>
-                <w:sz w:val="24"/>
-                <w:szCs w:val="24"/>
-              </w:rPr>
-              <w:t xml:space="preserve">Chi tiết: May gia công bọc da nhân tạo và vải cho hàng nội thất  </w:t>
-            </w:r>
-          </w:p>
-        </w:tc>
-        <w:tc>
-          <w:tcPr>
-            <w:tcW w:w="2268" w:type="dxa"/>
-          </w:tcPr>
-          <w:p>
-            <w:pPr>
-              <w:spacing w:before="120" w:after="0" w:line="340" w:lineRule="exact"/>
-              <w:ind w:left="0" w:right="0"/>
-              <w:jc w:val="both"/>
-              <w:rPr>
-                <w:rFonts w:ascii="Times New Roman" w:hAnsi="Times New Roman" w:cs="Times New Roman"/>
-                <w:sz w:val="24"/>
-                <w:szCs w:val="24"/>
-              </w:rPr>
-            </w:pPr>
-            <w:r>
-              <w:rPr>
-                <w:rFonts w:ascii="Times New Roman" w:hAnsi="Times New Roman" w:cs="Times New Roman"/>
-                <w:sz w:val="24"/>
-                <w:szCs w:val="24"/>
-              </w:rPr>
-              <w:t>1410</w:t>
-            </w:r>
-          </w:p>
-        </w:tc>
-        <w:tc>
-          <w:tcPr>
-            <w:tcW w:w="1701" w:type="dxa"/>
-          </w:tcPr>
-          <w:p>
-            <w:pPr>
-              <w:spacing w:before="120" w:after="0" w:line="340" w:lineRule="exact"/>
-              <w:ind w:left="0" w:right="0"/>
-              <w:jc w:val="both"/>
-              <w:rPr>
-                <w:rFonts w:ascii="Times New Roman" w:hAnsi="Times New Roman" w:cs="Times New Roman"/>
+            <w:tcW w:w="0" w:type="auto"/>
+            <w:tcMar>
+              <w:top w:w="60" w:type="dxa"/>
+              <w:left w:w="60" w:type="dxa"/>
+              <w:bottom w:w="60" w:type="dxa"/>
+              <w:right w:w="60" w:type="dxa"/>
+            </w:tcMar>
+          </w:tcPr>
+          <w:p>
+            <w:pPr>
+              <w:spacing w:after="0" w:line="240" w:lineRule="auto"/>
+              <w:ind w:left="0" w:right="0"/>
+              <w:rPr>
+                <w:rFonts w:ascii="Times New Roman" w:eastAsia="Times New Roman" w:hAnsi="Times New Roman" w:cs="Times New Roman"/>
+                <w:sz w:val="24"/>
+                <w:szCs w:val="24"/>
+              </w:rPr>
+            </w:pPr>
+            <w:r>
+              <w:rPr>
+                <w:rFonts w:ascii="Times New Roman" w:eastAsia="Times New Roman" w:hAnsi="Times New Roman" w:cs="Times New Roman"/>
+                <w:sz w:val="24"/>
+                <w:szCs w:val="24"/>
+              </w:rPr>
+              <w:t>Bán lẻ đồ ngũ kim, sơn, kính, vật liệu và thiết bị lắp đặt khác trong xây dựng</w:t>
+            </w:r>
+          </w:p>
+        </w:tc>
+        <w:tc>
+          <w:tcPr>
+            <w:tcW w:w="0" w:type="auto"/>
+            <w:tcMar>
+              <w:top w:w="60" w:type="dxa"/>
+              <w:left w:w="60" w:type="dxa"/>
+              <w:bottom w:w="60" w:type="dxa"/>
+              <w:right w:w="60" w:type="dxa"/>
+            </w:tcMar>
+          </w:tcPr>
+          <w:p>
+            <w:pPr>
+              <w:spacing w:after="0" w:line="240" w:lineRule="auto"/>
+              <w:ind w:left="0" w:right="0"/>
+              <w:jc w:val="center"/>
+              <w:rPr>
+                <w:rFonts w:ascii="Times New Roman" w:eastAsia="Times New Roman" w:hAnsi="Times New Roman" w:cs="Times New Roman"/>
+                <w:sz w:val="24"/>
+                <w:szCs w:val="24"/>
+              </w:rPr>
+            </w:pPr>
+            <w:r>
+              <w:rPr>
+                <w:rFonts w:ascii="Times New Roman" w:eastAsia="Times New Roman" w:hAnsi="Times New Roman" w:cs="Times New Roman"/>
+                <w:sz w:val="24"/>
+                <w:szCs w:val="24"/>
+              </w:rPr>
+              <w:t>4752</w:t>
+            </w:r>
+          </w:p>
+        </w:tc>
+        <w:tc>
+          <w:tcPr>
+            <w:tcW w:w="0" w:type="auto"/>
+            <w:tcMar>
+              <w:top w:w="60" w:type="dxa"/>
+              <w:left w:w="60" w:type="dxa"/>
+              <w:bottom w:w="60" w:type="dxa"/>
+              <w:right w:w="60" w:type="dxa"/>
+            </w:tcMar>
+          </w:tcPr>
+          <w:p>
+            <w:pPr>
+              <w:spacing w:after="0" w:line="240" w:lineRule="auto"/>
+              <w:ind w:left="0" w:right="0"/>
+              <w:jc w:val="center"/>
+              <w:rPr>
+                <w:rFonts w:ascii="Times New Roman" w:eastAsia="Times New Roman" w:hAnsi="Times New Roman" w:cs="Times New Roman"/>
                 <w:sz w:val="24"/>
                 <w:szCs w:val="24"/>
               </w:rPr>
@@ -1838,24 +2743,33 @@
         </w:tc>
       </w:tr>
       <w:tr>
-        <w:tc>
-          <w:tcPr>
-            <w:tcW w:w="810" w:type="dxa"/>
-          </w:tcPr>
-          <w:p>
-            <w:pPr>
-              <w:spacing w:before="120" w:after="0" w:line="340" w:lineRule="exact"/>
-              <w:ind w:left="0" w:right="0"/>
-              <w:jc w:val="both"/>
-              <w:rPr>
-                <w:rFonts w:ascii="Times New Roman" w:hAnsi="Times New Roman" w:cs="Times New Roman"/>
-                <w:sz w:val="24"/>
-                <w:szCs w:val="24"/>
-              </w:rPr>
-            </w:pPr>
-            <w:r>
-              <w:rPr>
-                <w:rFonts w:ascii="Times New Roman" w:hAnsi="Times New Roman" w:cs="Times New Roman"/>
+        <w:trPr>
+          <w:jc w:val="center"/>
+        </w:trPr>
+        <w:tc>
+          <w:tcPr>
+            <w:tcW w:w="0" w:type="auto"/>
+            <w:tcMar>
+              <w:top w:w="60" w:type="dxa"/>
+              <w:left w:w="60" w:type="dxa"/>
+              <w:bottom w:w="60" w:type="dxa"/>
+              <w:right w:w="60" w:type="dxa"/>
+            </w:tcMar>
+          </w:tcPr>
+          <w:p>
+            <w:pPr>
+              <w:spacing w:after="0" w:line="240" w:lineRule="auto"/>
+              <w:ind w:left="0" w:right="0"/>
+              <w:jc w:val="center"/>
+              <w:rPr>
+                <w:rFonts w:ascii="Times New Roman" w:eastAsia="Times New Roman" w:hAnsi="Times New Roman" w:cs="Times New Roman"/>
+                <w:sz w:val="24"/>
+                <w:szCs w:val="24"/>
+              </w:rPr>
+            </w:pPr>
+            <w:r>
+              <w:rPr>
+                <w:rFonts w:ascii="Times New Roman" w:eastAsia="Times New Roman" w:hAnsi="Times New Roman" w:cs="Times New Roman"/>
                 <w:sz w:val="24"/>
                 <w:szCs w:val="24"/>
               </w:rPr>
@@ -1865,68 +2779,82 @@
         </w:tc>
         <w:tc>
           <w:tcPr>
-            <w:tcW w:w="4435" w:type="dxa"/>
-          </w:tcPr>
-          <w:p>
-            <w:pPr>
-              <w:spacing w:after="0" w:line="240" w:lineRule="auto"/>
-              <w:ind w:left="0" w:right="0"/>
-              <w:rPr>
-                <w:rFonts w:ascii="Times New Roman" w:eastAsia="Times New Roman" w:hAnsi="Times New Roman" w:cs="Times New Roman"/>
-                <w:iCs/>
-                <w:color w:val="212529"/>
-                <w:sz w:val="24"/>
-                <w:szCs w:val="24"/>
-              </w:rPr>
-            </w:pPr>
-            <w:r>
-              <w:rPr>
-                <w:rFonts w:ascii="Times New Roman" w:eastAsia="Times New Roman" w:hAnsi="Times New Roman" w:cs="Times New Roman"/>
-                <w:iCs/>
-                <w:color w:val="212529"/>
-                <w:sz w:val="24"/>
-                <w:szCs w:val="24"/>
-              </w:rPr>
-              <w:t>Bán lẻ đồ ngũ kim, sơn, kính, vật liệu và thiết bị lắp đặt khác trong xây dựng</w:t>
-            </w:r>
-          </w:p>
-        </w:tc>
-        <w:tc>
-          <w:tcPr>
-            <w:tcW w:w="2268" w:type="dxa"/>
-          </w:tcPr>
-          <w:p>
-            <w:pPr>
-              <w:spacing w:before="120" w:after="0" w:line="340" w:lineRule="exact"/>
-              <w:ind w:left="0" w:right="0"/>
-              <w:jc w:val="both"/>
-              <w:rPr>
-                <w:rFonts w:ascii="Times New Roman" w:hAnsi="Times New Roman" w:cs="Times New Roman"/>
-                <w:sz w:val="24"/>
-                <w:szCs w:val="24"/>
-              </w:rPr>
-            </w:pPr>
-            <w:r>
-              <w:rPr>
-                <w:rFonts w:ascii="Times New Roman" w:hAnsi="Times New Roman" w:cs="Times New Roman"/>
-                <w:sz w:val="24"/>
-                <w:szCs w:val="24"/>
-              </w:rPr>
-              <w:t>4752</w:t>
-            </w:r>
-          </w:p>
-        </w:tc>
-        <w:tc>
-          <w:tcPr>
-            <w:tcW w:w="1701" w:type="dxa"/>
-          </w:tcPr>
-          <w:p>
-            <w:pPr>
-              <w:spacing w:before="120" w:after="0" w:line="340" w:lineRule="exact"/>
-              <w:ind w:left="0" w:right="0"/>
-              <w:jc w:val="both"/>
-              <w:rPr>
-                <w:rFonts w:ascii="Times New Roman" w:hAnsi="Times New Roman" w:cs="Times New Roman"/>
+            <w:tcW w:w="0" w:type="auto"/>
+            <w:tcMar>
+              <w:top w:w="60" w:type="dxa"/>
+              <w:left w:w="60" w:type="dxa"/>
+              <w:bottom w:w="60" w:type="dxa"/>
+              <w:right w:w="60" w:type="dxa"/>
+            </w:tcMar>
+          </w:tcPr>
+          <w:p>
+            <w:pPr>
+              <w:spacing w:after="0" w:line="240" w:lineRule="auto"/>
+              <w:ind w:left="0" w:right="0"/>
+              <w:rPr>
+                <w:rFonts w:ascii="Times New Roman" w:eastAsia="Times New Roman" w:hAnsi="Times New Roman" w:cs="Times New Roman"/>
+                <w:sz w:val="24"/>
+                <w:szCs w:val="24"/>
+              </w:rPr>
+            </w:pPr>
+            <w:r>
+              <w:rPr>
+                <w:rFonts w:ascii="Times New Roman" w:eastAsia="Times New Roman" w:hAnsi="Times New Roman" w:cs="Times New Roman"/>
+                <w:sz w:val="24"/>
+                <w:szCs w:val="24"/>
+              </w:rPr>
+              <w:t>Bán lẻ thảm, đệm, chăn, màn, rèm, vật liệu phủ tường và sàn</w:t>
+            </w:r>
+          </w:p>
+        </w:tc>
+        <w:tc>
+          <w:tcPr>
+            <w:tcW w:w="0" w:type="auto"/>
+            <w:tcMar>
+              <w:top w:w="60" w:type="dxa"/>
+              <w:left w:w="60" w:type="dxa"/>
+              <w:bottom w:w="60" w:type="dxa"/>
+              <w:right w:w="60" w:type="dxa"/>
+            </w:tcMar>
+          </w:tcPr>
+          <w:p>
+            <w:pPr>
+              <w:spacing w:after="0" w:line="240" w:lineRule="auto"/>
+              <w:ind w:left="0" w:right="0"/>
+              <w:jc w:val="center"/>
+              <w:rPr>
+                <w:rFonts w:ascii="Times New Roman" w:eastAsia="Times New Roman" w:hAnsi="Times New Roman" w:cs="Times New Roman"/>
+                <w:sz w:val="24"/>
+                <w:szCs w:val="24"/>
+              </w:rPr>
+            </w:pPr>
+            <w:r>
+              <w:rPr>
+                <w:rFonts w:ascii="Times New Roman" w:eastAsia="Times New Roman" w:hAnsi="Times New Roman" w:cs="Times New Roman"/>
+                <w:sz w:val="24"/>
+                <w:szCs w:val="24"/>
+              </w:rPr>
+              <w:t>4753</w:t>
+            </w:r>
+          </w:p>
+        </w:tc>
+        <w:tc>
+          <w:tcPr>
+            <w:tcW w:w="0" w:type="auto"/>
+            <w:tcMar>
+              <w:top w:w="60" w:type="dxa"/>
+              <w:left w:w="60" w:type="dxa"/>
+              <w:bottom w:w="60" w:type="dxa"/>
+              <w:right w:w="60" w:type="dxa"/>
+            </w:tcMar>
+          </w:tcPr>
+          <w:p>
+            <w:pPr>
+              <w:spacing w:after="0" w:line="240" w:lineRule="auto"/>
+              <w:ind w:left="0" w:right="0"/>
+              <w:jc w:val="center"/>
+              <w:rPr>
+                <w:rFonts w:ascii="Times New Roman" w:eastAsia="Times New Roman" w:hAnsi="Times New Roman" w:cs="Times New Roman"/>
                 <w:sz w:val="24"/>
                 <w:szCs w:val="24"/>
               </w:rPr>
@@ -1935,24 +2863,33 @@
         </w:tc>
       </w:tr>
       <w:tr>
-        <w:tc>
-          <w:tcPr>
-            <w:tcW w:w="810" w:type="dxa"/>
-          </w:tcPr>
-          <w:p>
-            <w:pPr>
-              <w:spacing w:before="120" w:after="0" w:line="340" w:lineRule="exact"/>
-              <w:ind w:left="0" w:right="0"/>
-              <w:jc w:val="both"/>
-              <w:rPr>
-                <w:rFonts w:ascii="Times New Roman" w:hAnsi="Times New Roman" w:cs="Times New Roman"/>
-                <w:sz w:val="24"/>
-                <w:szCs w:val="24"/>
-              </w:rPr>
-            </w:pPr>
-            <w:r>
-              <w:rPr>
-                <w:rFonts w:ascii="Times New Roman" w:hAnsi="Times New Roman" w:cs="Times New Roman"/>
+        <w:trPr>
+          <w:jc w:val="center"/>
+        </w:trPr>
+        <w:tc>
+          <w:tcPr>
+            <w:tcW w:w="0" w:type="auto"/>
+            <w:tcMar>
+              <w:top w:w="60" w:type="dxa"/>
+              <w:left w:w="60" w:type="dxa"/>
+              <w:bottom w:w="60" w:type="dxa"/>
+              <w:right w:w="60" w:type="dxa"/>
+            </w:tcMar>
+          </w:tcPr>
+          <w:p>
+            <w:pPr>
+              <w:spacing w:after="0" w:line="240" w:lineRule="auto"/>
+              <w:ind w:left="0" w:right="0"/>
+              <w:jc w:val="center"/>
+              <w:rPr>
+                <w:rFonts w:ascii="Times New Roman" w:eastAsia="Times New Roman" w:hAnsi="Times New Roman" w:cs="Times New Roman"/>
+                <w:sz w:val="24"/>
+                <w:szCs w:val="24"/>
+              </w:rPr>
+            </w:pPr>
+            <w:r>
+              <w:rPr>
+                <w:rFonts w:ascii="Times New Roman" w:eastAsia="Times New Roman" w:hAnsi="Times New Roman" w:cs="Times New Roman"/>
                 <w:sz w:val="24"/>
                 <w:szCs w:val="24"/>
               </w:rPr>
@@ -1962,68 +2899,202 @@
         </w:tc>
         <w:tc>
           <w:tcPr>
-            <w:tcW w:w="4435" w:type="dxa"/>
-          </w:tcPr>
-          <w:p>
-            <w:pPr>
-              <w:spacing w:after="0" w:line="240" w:lineRule="auto"/>
-              <w:ind w:left="0" w:right="0"/>
-              <w:rPr>
-                <w:rFonts w:ascii="Times New Roman" w:eastAsia="Times New Roman" w:hAnsi="Times New Roman" w:cs="Times New Roman"/>
-                <w:iCs/>
-                <w:color w:val="212529"/>
-                <w:sz w:val="24"/>
-                <w:szCs w:val="24"/>
-              </w:rPr>
-            </w:pPr>
-            <w:r>
-              <w:rPr>
-                <w:rFonts w:ascii="Times New Roman" w:eastAsia="Times New Roman" w:hAnsi="Times New Roman" w:cs="Times New Roman"/>
-                <w:iCs/>
-                <w:color w:val="212529"/>
-                <w:sz w:val="24"/>
-                <w:szCs w:val="24"/>
-              </w:rPr>
-              <w:t>Bán lẻ hàng may mặc, giày, dép, hàng da và giả da</w:t>
-            </w:r>
-          </w:p>
-        </w:tc>
-        <w:tc>
-          <w:tcPr>
-            <w:tcW w:w="2268" w:type="dxa"/>
-          </w:tcPr>
-          <w:p>
-            <w:pPr>
-              <w:spacing w:before="120" w:after="0" w:line="340" w:lineRule="exact"/>
-              <w:ind w:left="0" w:right="0"/>
-              <w:jc w:val="both"/>
-              <w:rPr>
-                <w:rFonts w:ascii="Times New Roman" w:hAnsi="Times New Roman" w:cs="Times New Roman"/>
-                <w:sz w:val="24"/>
-                <w:szCs w:val="24"/>
-              </w:rPr>
-            </w:pPr>
-            <w:r>
-              <w:rPr>
-                <w:rFonts w:ascii="Times New Roman" w:hAnsi="Times New Roman" w:cs="Times New Roman"/>
-                <w:sz w:val="24"/>
-                <w:szCs w:val="24"/>
-              </w:rPr>
-              <w:t>4771</w:t>
-            </w:r>
-          </w:p>
-        </w:tc>
-        <w:tc>
-          <w:tcPr>
-            <w:tcW w:w="1701" w:type="dxa"/>
-          </w:tcPr>
-          <w:p>
-            <w:pPr>
-              <w:spacing w:before="120" w:after="0" w:line="340" w:lineRule="exact"/>
-              <w:ind w:left="0" w:right="0"/>
-              <w:jc w:val="both"/>
-              <w:rPr>
-                <w:rFonts w:ascii="Times New Roman" w:hAnsi="Times New Roman" w:cs="Times New Roman"/>
+            <w:tcW w:w="0" w:type="auto"/>
+            <w:tcMar>
+              <w:top w:w="60" w:type="dxa"/>
+              <w:left w:w="60" w:type="dxa"/>
+              <w:bottom w:w="60" w:type="dxa"/>
+              <w:right w:w="60" w:type="dxa"/>
+            </w:tcMar>
+          </w:tcPr>
+          <w:p>
+            <w:pPr>
+              <w:spacing w:after="0" w:line="240" w:lineRule="auto"/>
+              <w:ind w:left="0" w:right="0"/>
+              <w:rPr>
+                <w:rFonts w:ascii="Times New Roman" w:eastAsia="Times New Roman" w:hAnsi="Times New Roman" w:cs="Times New Roman"/>
+                <w:sz w:val="24"/>
+                <w:szCs w:val="24"/>
+              </w:rPr>
+            </w:pPr>
+            <w:r>
+              <w:rPr>
+                <w:rFonts w:ascii="Times New Roman" w:eastAsia="Times New Roman" w:hAnsi="Times New Roman" w:cs="Times New Roman"/>
+                <w:sz w:val="24"/>
+                <w:szCs w:val="24"/>
+              </w:rPr>
+              <w:t>Bán lẻ đồ điện gia dụng, giường, tủ, bàn, ghế và đồ nội thất tương tự, đèn và bộ đèn điện, đồ dùng gia đình khác chưa được phân vào đâu</w:t>
+            </w:r>
+          </w:p>
+        </w:tc>
+        <w:tc>
+          <w:tcPr>
+            <w:tcW w:w="0" w:type="auto"/>
+            <w:tcMar>
+              <w:top w:w="60" w:type="dxa"/>
+              <w:left w:w="60" w:type="dxa"/>
+              <w:bottom w:w="60" w:type="dxa"/>
+              <w:right w:w="60" w:type="dxa"/>
+            </w:tcMar>
+          </w:tcPr>
+          <w:p>
+            <w:pPr>
+              <w:spacing w:after="0" w:line="240" w:lineRule="auto"/>
+              <w:ind w:left="0" w:right="0"/>
+              <w:jc w:val="center"/>
+              <w:rPr>
+                <w:rFonts w:ascii="Times New Roman" w:eastAsia="Times New Roman" w:hAnsi="Times New Roman" w:cs="Times New Roman"/>
+                <w:sz w:val="24"/>
+                <w:szCs w:val="24"/>
+              </w:rPr>
+            </w:pPr>
+            <w:r>
+              <w:rPr>
+                <w:rFonts w:ascii="Times New Roman" w:eastAsia="Times New Roman" w:hAnsi="Times New Roman" w:cs="Times New Roman"/>
+                <w:sz w:val="24"/>
+                <w:szCs w:val="24"/>
+              </w:rPr>
+              <w:t>4759</w:t>
+            </w:r>
+          </w:p>
+        </w:tc>
+        <w:tc>
+          <w:tcPr>
+            <w:tcW w:w="0" w:type="auto"/>
+            <w:tcMar>
+              <w:top w:w="60" w:type="dxa"/>
+              <w:left w:w="60" w:type="dxa"/>
+              <w:bottom w:w="60" w:type="dxa"/>
+              <w:right w:w="60" w:type="dxa"/>
+            </w:tcMar>
+          </w:tcPr>
+          <w:p>
+            <w:pPr>
+              <w:spacing w:after="0" w:line="240" w:lineRule="auto"/>
+              <w:ind w:left="0" w:right="0"/>
+              <w:jc w:val="center"/>
+              <w:rPr>
+                <w:rFonts w:ascii="Times New Roman" w:eastAsia="Times New Roman" w:hAnsi="Times New Roman" w:cs="Times New Roman"/>
+                <w:sz w:val="24"/>
+                <w:szCs w:val="24"/>
+              </w:rPr>
+            </w:pPr>
+          </w:p>
+        </w:tc>
+      </w:tr>
+      <w:tr>
+        <w:trPr>
+          <w:jc w:val="center"/>
+        </w:trPr>
+        <w:tc>
+          <w:tcPr>
+            <w:tcW w:w="0" w:type="auto"/>
+            <w:tcMar>
+              <w:top w:w="60" w:type="dxa"/>
+              <w:left w:w="60" w:type="dxa"/>
+              <w:bottom w:w="60" w:type="dxa"/>
+              <w:right w:w="60" w:type="dxa"/>
+            </w:tcMar>
+          </w:tcPr>
+          <w:p>
+            <w:pPr>
+              <w:spacing w:after="0" w:line="240" w:lineRule="auto"/>
+              <w:ind w:left="0" w:right="0"/>
+              <w:jc w:val="center"/>
+              <w:rPr>
+                <w:rFonts w:ascii="Times New Roman" w:eastAsia="Times New Roman" w:hAnsi="Times New Roman" w:cs="Times New Roman"/>
+                <w:sz w:val="24"/>
+                <w:szCs w:val="24"/>
+              </w:rPr>
+            </w:pPr>
+            <w:r>
+              <w:rPr>
+                <w:rFonts w:ascii="Times New Roman" w:eastAsia="Times New Roman" w:hAnsi="Times New Roman" w:cs="Times New Roman"/>
+                <w:sz w:val="24"/>
+                <w:szCs w:val="24"/>
+              </w:rPr>
+              <w:t>4</w:t>
+            </w:r>
+          </w:p>
+        </w:tc>
+        <w:tc>
+          <w:tcPr>
+            <w:tcW w:w="0" w:type="auto"/>
+            <w:tcMar>
+              <w:top w:w="60" w:type="dxa"/>
+              <w:left w:w="60" w:type="dxa"/>
+              <w:bottom w:w="60" w:type="dxa"/>
+              <w:right w:w="60" w:type="dxa"/>
+            </w:tcMar>
+          </w:tcPr>
+          <w:p>
+            <w:pPr>
+              <w:spacing w:after="0" w:line="240" w:lineRule="auto"/>
+              <w:ind w:left="0" w:right="0"/>
+              <w:rPr>
+                <w:rFonts w:ascii="Times New Roman" w:eastAsia="Times New Roman" w:hAnsi="Times New Roman" w:cs="Times New Roman"/>
+                <w:sz w:val="24"/>
+                <w:szCs w:val="24"/>
+              </w:rPr>
+            </w:pPr>
+            <w:r>
+              <w:rPr>
+                <w:rFonts w:ascii="Times New Roman" w:eastAsia="Times New Roman" w:hAnsi="Times New Roman" w:cs="Times New Roman"/>
+                <w:sz w:val="24"/>
+                <w:szCs w:val="24"/>
+              </w:rPr>
+              <w:t>Bán lẻ hàng hóa khác mới (trừ ô tô, mô tô, xe máy và các bộ phận phụ trợ)</w:t>
+            </w:r>
+          </w:p>
+        </w:tc>
+        <w:tc>
+          <w:tcPr>
+            <w:tcW w:w="0" w:type="auto"/>
+            <w:tcMar>
+              <w:top w:w="60" w:type="dxa"/>
+              <w:left w:w="60" w:type="dxa"/>
+              <w:bottom w:w="60" w:type="dxa"/>
+              <w:right w:w="60" w:type="dxa"/>
+            </w:tcMar>
+          </w:tcPr>
+          <w:p>
+            <w:pPr>
+              <w:spacing w:after="0" w:line="240" w:lineRule="auto"/>
+              <w:ind w:left="0" w:right="0"/>
+              <w:jc w:val="center"/>
+              <w:rPr>
+                <w:rFonts w:ascii="Times New Roman" w:eastAsia="Times New Roman" w:hAnsi="Times New Roman" w:cs="Times New Roman"/>
+                <w:sz w:val="24"/>
+                <w:szCs w:val="24"/>
+              </w:rPr>
+            </w:pPr>
+            <w:r>
+              <w:rPr>
+                <w:rFonts w:ascii="Times New Roman" w:eastAsia="Times New Roman" w:hAnsi="Times New Roman" w:cs="Times New Roman"/>
+                <w:sz w:val="24"/>
+                <w:szCs w:val="24"/>
+              </w:rPr>
+              <w:t>4773</w:t>
+            </w:r>
+          </w:p>
+        </w:tc>
+        <w:tc>
+          <w:tcPr>
+            <w:tcW w:w="0" w:type="auto"/>
+            <w:tcMar>
+              <w:top w:w="60" w:type="dxa"/>
+              <w:left w:w="60" w:type="dxa"/>
+              <w:bottom w:w="60" w:type="dxa"/>
+              <w:right w:w="60" w:type="dxa"/>
+            </w:tcMar>
+          </w:tcPr>
+          <w:p>
+            <w:pPr>
+              <w:spacing w:after="0" w:line="240" w:lineRule="auto"/>
+              <w:ind w:left="0" w:right="0"/>
+              <w:jc w:val="center"/>
+              <w:rPr>
+                <w:rFonts w:ascii="Times New Roman" w:eastAsia="Times New Roman" w:hAnsi="Times New Roman" w:cs="Times New Roman"/>
                 <w:sz w:val="24"/>
                 <w:szCs w:val="24"/>
               </w:rPr>
@@ -2552,7 +3623,6 @@
           </w:p>
         </w:tc>
       </w:tr>
-      <w:bookmarkEnd w:id="0"/>
     </w:tbl>
     <w:p>
       <w:pPr>
@@ -3506,6 +4576,72 @@
       </w:tblBorders>
     </w:tblPr>
   </w:style>
+  <w:style w:type="table" w:customStyle="1" w:styleId="TableGrid2">
+    <w:name w:val="Table Grid2"/>
+    <w:basedOn w:val="TableNormal"/>
+    <w:next w:val="TableGrid"/>
+    <w:uiPriority w:val="59"/>
+    <w:rsid w:val="00425906"/>
+    <w:rPr>
+      <w:rFonts w:eastAsia="MS Mincho"/>
+      <w:sz w:val="22"/>
+      <w:szCs w:val="22"/>
+    </w:rPr>
+    <w:tblPr>
+      <w:tblBorders>
+        <w:top w:val="single" w:sz="4" w:space="0" w:color="auto"/>
+        <w:left w:val="single" w:sz="4" w:space="0" w:color="auto"/>
+        <w:bottom w:val="single" w:sz="4" w:space="0" w:color="auto"/>
+        <w:right w:val="single" w:sz="4" w:space="0" w:color="auto"/>
+        <w:insideH w:val="single" w:sz="4" w:space="0" w:color="auto"/>
+        <w:insideV w:val="single" w:sz="4" w:space="0" w:color="auto"/>
+      </w:tblBorders>
+    </w:tblPr>
+  </w:style>
+  <w:style w:type="table" w:customStyle="1" w:styleId="TableGrid1">
+    <w:name w:val="Table Grid1"/>
+    <w:basedOn w:val="TableNormal"/>
+    <w:next w:val="TableGrid"/>
+    <w:uiPriority w:val="59"/>
+    <w:rsid w:val="006B5884"/>
+    <w:rPr>
+      <w:rFonts w:eastAsia="MS Mincho"/>
+      <w:sz w:val="22"/>
+      <w:szCs w:val="22"/>
+    </w:rPr>
+    <w:tblPr>
+      <w:tblBorders>
+        <w:top w:val="single" w:sz="4" w:space="0" w:color="auto"/>
+        <w:left w:val="single" w:sz="4" w:space="0" w:color="auto"/>
+        <w:bottom w:val="single" w:sz="4" w:space="0" w:color="auto"/>
+        <w:right w:val="single" w:sz="4" w:space="0" w:color="auto"/>
+        <w:insideH w:val="single" w:sz="4" w:space="0" w:color="auto"/>
+        <w:insideV w:val="single" w:sz="4" w:space="0" w:color="auto"/>
+      </w:tblBorders>
+    </w:tblPr>
+  </w:style>
+  <w:style w:type="table" w:customStyle="1" w:styleId="TableGrid3">
+    <w:name w:val="Table Grid3"/>
+    <w:basedOn w:val="TableNormal"/>
+    <w:next w:val="TableGrid"/>
+    <w:uiPriority w:val="59"/>
+    <w:rsid w:val="00F7189B"/>
+    <w:rPr>
+      <w:rFonts w:eastAsia="MS Mincho"/>
+      <w:sz w:val="22"/>
+      <w:szCs w:val="22"/>
+    </w:rPr>
+    <w:tblPr>
+      <w:tblBorders>
+        <w:top w:val="single" w:sz="4" w:space="0" w:color="auto"/>
+        <w:left w:val="single" w:sz="4" w:space="0" w:color="auto"/>
+        <w:bottom w:val="single" w:sz="4" w:space="0" w:color="auto"/>
+        <w:right w:val="single" w:sz="4" w:space="0" w:color="auto"/>
+        <w:insideH w:val="single" w:sz="4" w:space="0" w:color="auto"/>
+        <w:insideV w:val="single" w:sz="4" w:space="0" w:color="auto"/>
+      </w:tblBorders>
+    </w:tblPr>
+  </w:style>
 </w:styles>
 </file>
 
@@ -3771,6 +4907,21 @@
 </file>
 
 <file path=customXml/item1.xml><?xml version="1.0" encoding="utf-8"?>
+<p:properties xmlns:p="http://schemas.microsoft.com/office/2006/metadata/properties" xmlns:xsi="http://www.w3.org/2001/XMLSchema-instance" xmlns:pc="http://schemas.microsoft.com/office/infopath/2007/PartnerControls">
+  <documentManagement>
+    <AlternateThumbnailUrl xmlns="http://schemas.microsoft.com/sharepoint/v3">
+      <Url xsi:nil="true"/>
+      <Description xsi:nil="true"/>
+    </AlternateThumbnailUrl>
+    <VideoThumbnail xmlns="4ae7861e-4bff-47fb-9754-a3da037d4eb5" xsi:nil="true"/>
+    <ImageCreateDate xmlns="http://schemas.microsoft.com/sharepoint/v3" xsi:nil="true"/>
+    <GetImgForVideo xmlns="4ae7861e-4bff-47fb-9754-a3da037d4eb5" xsi:nil="true"/>
+    <Description xmlns="http://schemas.microsoft.com/sharepoint/v3" xsi:nil="true"/>
+  </documentManagement>
+</p:properties>
+</file>
+
+<file path=customXml/item2.xml><?xml version="1.0" encoding="utf-8"?>
 <?mso-contentType ?>
 <FormTemplates xmlns="http://schemas.microsoft.com/sharepoint/v3/contenttype/forms">
   <Display>DocumentLibraryForm</Display>
@@ -3779,7 +4930,7 @@
 </FormTemplates>
 </file>
 
-<file path=customXml/item2.xml><?xml version="1.0" encoding="utf-8"?>
+<file path=customXml/item3.xml><?xml version="1.0" encoding="utf-8"?>
 <ct:contentTypeSchema xmlns:ct="http://schemas.microsoft.com/office/2006/metadata/contentType" xmlns:ma="http://schemas.microsoft.com/office/2006/metadata/properties/metaAttributes" ct:_="" ma:_="" ma:contentTypeName="Picture" ma:contentTypeID="0x0101020088C615AFA6081A4EAC6D0C7B5DE5004C" ma:contentTypeVersion="3" ma:contentTypeDescription="Upload an image or a photograph." ma:contentTypeScope="" ma:versionID="8a358c36b680c6236bc77b7a1286c80c">
   <xsd:schema xmlns:xsd="http://www.w3.org/2001/XMLSchema" xmlns:xs="http://www.w3.org/2001/XMLSchema" xmlns:p="http://schemas.microsoft.com/office/2006/metadata/properties" xmlns:ns1="http://schemas.microsoft.com/sharepoint/v3" xmlns:ns2="4ae7861e-4bff-47fb-9754-a3da037d4eb5" targetNamespace="http://schemas.microsoft.com/office/2006/metadata/properties" ma:root="true" ma:fieldsID="1315e3235dfc98430f19347398624d38" ns1:_="" ns2:_="">
     <xsd:import namespace="http://schemas.microsoft.com/sharepoint/v3"/>
@@ -3967,22 +5118,18 @@
 </ct:contentTypeSchema>
 </file>
 
-<file path=customXml/item3.xml><?xml version="1.0" encoding="utf-8"?>
-<p:properties xmlns:p="http://schemas.microsoft.com/office/2006/metadata/properties" xmlns:xsi="http://www.w3.org/2001/XMLSchema-instance" xmlns:pc="http://schemas.microsoft.com/office/infopath/2007/PartnerControls">
-  <documentManagement>
-    <AlternateThumbnailUrl xmlns="http://schemas.microsoft.com/sharepoint/v3">
-      <Url xsi:nil="true"/>
-      <Description xsi:nil="true"/>
-    </AlternateThumbnailUrl>
-    <VideoThumbnail xmlns="4ae7861e-4bff-47fb-9754-a3da037d4eb5" xsi:nil="true"/>
-    <ImageCreateDate xmlns="http://schemas.microsoft.com/sharepoint/v3" xsi:nil="true"/>
-    <GetImgForVideo xmlns="4ae7861e-4bff-47fb-9754-a3da037d4eb5" xsi:nil="true"/>
-    <Description xmlns="http://schemas.microsoft.com/sharepoint/v3" xsi:nil="true"/>
-  </documentManagement>
-</p:properties>
+<file path=customXml/itemProps1.xml><?xml version="1.0" encoding="utf-8"?>
+<ds:datastoreItem xmlns:ds="http://schemas.openxmlformats.org/officeDocument/2006/customXml" ds:itemID="{DFBF5159-804B-4563-9B15-6A0468B25410}">
+  <ds:schemaRefs>
+    <ds:schemaRef ds:uri="http://schemas.microsoft.com/office/2006/metadata/properties"/>
+    <ds:schemaRef ds:uri="http://schemas.microsoft.com/office/infopath/2007/PartnerControls"/>
+    <ds:schemaRef ds:uri="http://schemas.microsoft.com/sharepoint/v3"/>
+    <ds:schemaRef ds:uri="4ae7861e-4bff-47fb-9754-a3da037d4eb5"/>
+  </ds:schemaRefs>
+</ds:datastoreItem>
 </file>
 
-<file path=customXml/itemProps1.xml><?xml version="1.0" encoding="utf-8"?>
+<file path=customXml/itemProps2.xml><?xml version="1.0" encoding="utf-8"?>
 <ds:datastoreItem xmlns:ds="http://schemas.openxmlformats.org/officeDocument/2006/customXml" ds:itemID="{AFD07A8A-035B-44B3-8740-60045F8E4C9F}">
   <ds:schemaRefs>
     <ds:schemaRef ds:uri="http://schemas.microsoft.com/sharepoint/v3/contenttype/forms"/>
@@ -3990,7 +5137,7 @@
 </ds:datastoreItem>
 </file>
 
-<file path=customXml/itemProps2.xml><?xml version="1.0" encoding="utf-8"?>
+<file path=customXml/itemProps3.xml><?xml version="1.0" encoding="utf-8"?>
 <ds:datastoreItem xmlns:ds="http://schemas.openxmlformats.org/officeDocument/2006/customXml" ds:itemID="{8032CC91-C47F-435F-963C-35AB8945FB24}">
   <ds:schemaRefs>
     <ds:schemaRef ds:uri="http://schemas.microsoft.com/office/2006/metadata/contentType"/>
@@ -4007,15 +5154,4 @@
     <ds:schemaRef ds:uri="http://schemas.microsoft.com/internal/obd"/>
   </ds:schemaRefs>
 </ds:datastoreItem>
-</file>
-
-<file path=customXml/itemProps3.xml><?xml version="1.0" encoding="utf-8"?>
-<ds:datastoreItem xmlns:ds="http://schemas.openxmlformats.org/officeDocument/2006/customXml" ds:itemID="{DFBF5159-804B-4563-9B15-6A0468B25410}">
-  <ds:schemaRefs>
-    <ds:schemaRef ds:uri="http://schemas.microsoft.com/office/2006/metadata/properties"/>
-    <ds:schemaRef ds:uri="http://schemas.microsoft.com/office/infopath/2007/PartnerControls"/>
-    <ds:schemaRef ds:uri="http://schemas.microsoft.com/sharepoint/v3"/>
-    <ds:schemaRef ds:uri="4ae7861e-4bff-47fb-9754-a3da037d4eb5"/>
-  </ds:schemaRefs>
-</ds:datastoreItem>
 </file>
--- a/CONG TY GO BANG TRINH/BangTrinh_ThayDoiDiaChi/BangTrinh_QUYẾT ĐỊNH THAY ĐỔI.docx
+++ b/CONG TY GO BANG TRINH/BangTrinh_ThayDoiDiaChi/BangTrinh_QUYẾT ĐỊNH THAY ĐỔI.docx
@@ -289,8 +289,6 @@
               </w:rPr>
               <w:t>6</w:t>
             </w:r>
-            <w:bookmarkStart w:id="0" w:name="_GoBack"/>
-            <w:bookmarkEnd w:id="0"/>
             <w:r>
               <w:rPr>
                 <w:rFonts w:ascii="Times New Roman" w:eastAsia="Times New Roman" w:hAnsi="Times New Roman" w:cs="Times New Roman"/>
@@ -3157,11 +3155,21 @@
       </w:r>
       <w:r>
         <w:rPr>
+          <w:rFonts w:ascii="Times New Roman" w:hAnsi="Times New Roman" w:cs="Times New Roman"/>
+          <w:sz w:val="24"/>
+          <w:szCs w:val="24"/>
+        </w:rPr>
+        <w:t>VÕ THỊ YẾN NHI</w:t>
+      </w:r>
+      <w:bookmarkStart w:id="0" w:name="_GoBack"/>
+      <w:bookmarkEnd w:id="0"/>
+      <w:r>
+        <w:rPr>
           <w:rFonts w:ascii="Times New Roman" w:hAnsi="Times New Roman"/>
           <w:sz w:val="24"/>
           <w:szCs w:val="24"/>
         </w:rPr>
-        <w:t xml:space="preserve">NGUYỄN THỊ NỤ </w:t>
+        <w:t xml:space="preserve"> </w:t>
       </w:r>
       <w:r>
         <w:rPr>
@@ -4907,30 +4915,6 @@
 </file>
 
 <file path=customXml/item1.xml><?xml version="1.0" encoding="utf-8"?>
-<p:properties xmlns:p="http://schemas.microsoft.com/office/2006/metadata/properties" xmlns:xsi="http://www.w3.org/2001/XMLSchema-instance" xmlns:pc="http://schemas.microsoft.com/office/infopath/2007/PartnerControls">
-  <documentManagement>
-    <AlternateThumbnailUrl xmlns="http://schemas.microsoft.com/sharepoint/v3">
-      <Url xsi:nil="true"/>
-      <Description xsi:nil="true"/>
-    </AlternateThumbnailUrl>
-    <VideoThumbnail xmlns="4ae7861e-4bff-47fb-9754-a3da037d4eb5" xsi:nil="true"/>
-    <ImageCreateDate xmlns="http://schemas.microsoft.com/sharepoint/v3" xsi:nil="true"/>
-    <GetImgForVideo xmlns="4ae7861e-4bff-47fb-9754-a3da037d4eb5" xsi:nil="true"/>
-    <Description xmlns="http://schemas.microsoft.com/sharepoint/v3" xsi:nil="true"/>
-  </documentManagement>
-</p:properties>
-</file>
-
-<file path=customXml/item2.xml><?xml version="1.0" encoding="utf-8"?>
-<?mso-contentType ?>
-<FormTemplates xmlns="http://schemas.microsoft.com/sharepoint/v3/contenttype/forms">
-  <Display>DocumentLibraryForm</Display>
-  <Edit>DocumentLibraryForm</Edit>
-  <New>DocumentLibraryForm</New>
-</FormTemplates>
-</file>
-
-<file path=customXml/item3.xml><?xml version="1.0" encoding="utf-8"?>
 <ct:contentTypeSchema xmlns:ct="http://schemas.microsoft.com/office/2006/metadata/contentType" xmlns:ma="http://schemas.microsoft.com/office/2006/metadata/properties/metaAttributes" ct:_="" ma:_="" ma:contentTypeName="Picture" ma:contentTypeID="0x0101020088C615AFA6081A4EAC6D0C7B5DE5004C" ma:contentTypeVersion="3" ma:contentTypeDescription="Upload an image or a photograph." ma:contentTypeScope="" ma:versionID="8a358c36b680c6236bc77b7a1286c80c">
   <xsd:schema xmlns:xsd="http://www.w3.org/2001/XMLSchema" xmlns:xs="http://www.w3.org/2001/XMLSchema" xmlns:p="http://schemas.microsoft.com/office/2006/metadata/properties" xmlns:ns1="http://schemas.microsoft.com/sharepoint/v3" xmlns:ns2="4ae7861e-4bff-47fb-9754-a3da037d4eb5" targetNamespace="http://schemas.microsoft.com/office/2006/metadata/properties" ma:root="true" ma:fieldsID="1315e3235dfc98430f19347398624d38" ns1:_="" ns2:_="">
     <xsd:import namespace="http://schemas.microsoft.com/sharepoint/v3"/>
@@ -5118,26 +5102,31 @@
 </ct:contentTypeSchema>
 </file>
 
-<file path=customXml/itemProps1.xml><?xml version="1.0" encoding="utf-8"?>
-<ds:datastoreItem xmlns:ds="http://schemas.openxmlformats.org/officeDocument/2006/customXml" ds:itemID="{DFBF5159-804B-4563-9B15-6A0468B25410}">
-  <ds:schemaRefs>
-    <ds:schemaRef ds:uri="http://schemas.microsoft.com/office/2006/metadata/properties"/>
-    <ds:schemaRef ds:uri="http://schemas.microsoft.com/office/infopath/2007/PartnerControls"/>
-    <ds:schemaRef ds:uri="http://schemas.microsoft.com/sharepoint/v3"/>
-    <ds:schemaRef ds:uri="4ae7861e-4bff-47fb-9754-a3da037d4eb5"/>
-  </ds:schemaRefs>
-</ds:datastoreItem>
+<file path=customXml/item2.xml><?xml version="1.0" encoding="utf-8"?>
+<?mso-contentType ?>
+<FormTemplates xmlns="http://schemas.microsoft.com/sharepoint/v3/contenttype/forms">
+  <Display>DocumentLibraryForm</Display>
+  <Edit>DocumentLibraryForm</Edit>
+  <New>DocumentLibraryForm</New>
+</FormTemplates>
 </file>
 
-<file path=customXml/itemProps2.xml><?xml version="1.0" encoding="utf-8"?>
-<ds:datastoreItem xmlns:ds="http://schemas.openxmlformats.org/officeDocument/2006/customXml" ds:itemID="{AFD07A8A-035B-44B3-8740-60045F8E4C9F}">
-  <ds:schemaRefs>
-    <ds:schemaRef ds:uri="http://schemas.microsoft.com/sharepoint/v3/contenttype/forms"/>
-  </ds:schemaRefs>
-</ds:datastoreItem>
+<file path=customXml/item3.xml><?xml version="1.0" encoding="utf-8"?>
+<p:properties xmlns:p="http://schemas.microsoft.com/office/2006/metadata/properties" xmlns:xsi="http://www.w3.org/2001/XMLSchema-instance" xmlns:pc="http://schemas.microsoft.com/office/infopath/2007/PartnerControls">
+  <documentManagement>
+    <AlternateThumbnailUrl xmlns="http://schemas.microsoft.com/sharepoint/v3">
+      <Url xsi:nil="true"/>
+      <Description xsi:nil="true"/>
+    </AlternateThumbnailUrl>
+    <VideoThumbnail xmlns="4ae7861e-4bff-47fb-9754-a3da037d4eb5" xsi:nil="true"/>
+    <ImageCreateDate xmlns="http://schemas.microsoft.com/sharepoint/v3" xsi:nil="true"/>
+    <GetImgForVideo xmlns="4ae7861e-4bff-47fb-9754-a3da037d4eb5" xsi:nil="true"/>
+    <Description xmlns="http://schemas.microsoft.com/sharepoint/v3" xsi:nil="true"/>
+  </documentManagement>
+</p:properties>
 </file>
 
-<file path=customXml/itemProps3.xml><?xml version="1.0" encoding="utf-8"?>
+<file path=customXml/itemProps1.xml><?xml version="1.0" encoding="utf-8"?>
 <ds:datastoreItem xmlns:ds="http://schemas.openxmlformats.org/officeDocument/2006/customXml" ds:itemID="{8032CC91-C47F-435F-963C-35AB8945FB24}">
   <ds:schemaRefs>
     <ds:schemaRef ds:uri="http://schemas.microsoft.com/office/2006/metadata/contentType"/>
@@ -5154,4 +5143,23 @@
     <ds:schemaRef ds:uri="http://schemas.microsoft.com/internal/obd"/>
   </ds:schemaRefs>
 </ds:datastoreItem>
+</file>
+
+<file path=customXml/itemProps2.xml><?xml version="1.0" encoding="utf-8"?>
+<ds:datastoreItem xmlns:ds="http://schemas.openxmlformats.org/officeDocument/2006/customXml" ds:itemID="{AFD07A8A-035B-44B3-8740-60045F8E4C9F}">
+  <ds:schemaRefs>
+    <ds:schemaRef ds:uri="http://schemas.microsoft.com/sharepoint/v3/contenttype/forms"/>
+  </ds:schemaRefs>
+</ds:datastoreItem>
+</file>
+
+<file path=customXml/itemProps3.xml><?xml version="1.0" encoding="utf-8"?>
+<ds:datastoreItem xmlns:ds="http://schemas.openxmlformats.org/officeDocument/2006/customXml" ds:itemID="{DFBF5159-804B-4563-9B15-6A0468B25410}">
+  <ds:schemaRefs>
+    <ds:schemaRef ds:uri="http://schemas.microsoft.com/office/2006/metadata/properties"/>
+    <ds:schemaRef ds:uri="http://schemas.microsoft.com/office/infopath/2007/PartnerControls"/>
+    <ds:schemaRef ds:uri="http://schemas.microsoft.com/sharepoint/v3"/>
+    <ds:schemaRef ds:uri="4ae7861e-4bff-47fb-9754-a3da037d4eb5"/>
+  </ds:schemaRefs>
+</ds:datastoreItem>
 </file>